--- a/Lab_13_456679_13A_Muhammad_Ahmed.docx
+++ b/Lab_13_456679_13A_Muhammad_Ahmed.docx
@@ -21,8 +21,18 @@
           <w:sz w:val="40"/>
         </w:rPr>
         <w:br/>
-        <w:t>Indexing, Importing and Searching data in Apache Solr</w:t>
-      </w:r>
+        <w:t xml:space="preserve">Indexing, Importing and Searching data in Apache </w:t>
+      </w:r>
+      <w:proofErr w:type="spellStart"/>
+      <w:r>
+        <w:rPr>
+          <w:b/>
+          <w:color w:val="1E40AF"/>
+          <w:sz w:val="40"/>
+        </w:rPr>
+        <w:t>Solr</w:t>
+      </w:r>
+      <w:proofErr w:type="spellEnd"/>
     </w:p>
     <w:p>
       <w:pPr>
@@ -160,7 +170,31 @@
               <w:cnfStyle w:val="000000100000" w:firstRow="0" w:lastRow="0" w:firstColumn="0" w:lastColumn="0" w:oddVBand="0" w:evenVBand="0" w:oddHBand="1" w:evenHBand="0" w:firstRowFirstColumn="0" w:firstRowLastColumn="0" w:lastRowFirstColumn="0" w:lastRowLastColumn="0"/>
             </w:pPr>
             <w:r>
-              <w:t>Apache Solr 10.0.0 (SolrCloud, embedded ZooKeeper)</w:t>
+              <w:t xml:space="preserve">Apache </w:t>
+            </w:r>
+            <w:proofErr w:type="spellStart"/>
+            <w:r>
+              <w:t>Solr</w:t>
+            </w:r>
+            <w:proofErr w:type="spellEnd"/>
+            <w:r>
+              <w:t xml:space="preserve"> 10.0.0 (</w:t>
+            </w:r>
+            <w:proofErr w:type="spellStart"/>
+            <w:r>
+              <w:t>SolrCloud</w:t>
+            </w:r>
+            <w:proofErr w:type="spellEnd"/>
+            <w:r>
+              <w:t xml:space="preserve">, embedded </w:t>
+            </w:r>
+            <w:proofErr w:type="spellStart"/>
+            <w:r>
+              <w:t>ZooKeeper</w:t>
+            </w:r>
+            <w:proofErr w:type="spellEnd"/>
+            <w:r>
+              <w:t>)</w:t>
             </w:r>
           </w:p>
         </w:tc>
@@ -298,7 +332,15 @@
     </w:p>
     <w:p>
       <w:r>
-        <w:t>Modern search-driven applications - e-commerce sites, library catalogues, knowledge bases - need a search backend that can ingest heterogeneous documents, return ranked results in milliseconds, and degrade gracefully as the corpus grows. The objective of this lab is to demonstrate that Apache Solr 10 satisfies these requirements end-to-end by:</w:t>
+        <w:t xml:space="preserve">Modern search-driven applications - e-commerce sites, library catalogues, knowledge bases - need a search backend that can ingest heterogeneous documents, return ranked results in milliseconds, and degrade gracefully as the corpus grows. The objective of this lab is to demonstrate that Apache </w:t>
+      </w:r>
+      <w:proofErr w:type="spellStart"/>
+      <w:r>
+        <w:t>Solr</w:t>
+      </w:r>
+      <w:proofErr w:type="spellEnd"/>
+      <w:r>
+        <w:t xml:space="preserve"> 10 satisfies these requirements end-to-end by:</w:t>
       </w:r>
     </w:p>
     <w:p>
@@ -306,7 +348,15 @@
         <w:pStyle w:val="ListBullet"/>
       </w:pPr>
       <w:r>
-        <w:t>Standing up a fault-tolerant SolrCloud cluster (multiple shards and replicas).</w:t>
+        <w:t xml:space="preserve">Standing up a fault-tolerant </w:t>
+      </w:r>
+      <w:proofErr w:type="spellStart"/>
+      <w:r>
+        <w:t>SolrCloud</w:t>
+      </w:r>
+      <w:proofErr w:type="spellEnd"/>
+      <w:r>
+        <w:t xml:space="preserve"> cluster (multiple shards and replicas).</w:t>
       </w:r>
     </w:p>
     <w:p>
@@ -314,7 +364,15 @@
         <w:pStyle w:val="ListBullet"/>
       </w:pPr>
       <w:r>
-        <w:t>Designing an explicit schema that exercises strings, full-text, multi-valued, numeric, date and edge-ngram field types.</w:t>
+        <w:t>Designing an explicit schema that exercises strings, full-text, multi-valued, numeric, date and edge-</w:t>
+      </w:r>
+      <w:proofErr w:type="spellStart"/>
+      <w:r>
+        <w:t>ngram</w:t>
+      </w:r>
+      <w:proofErr w:type="spellEnd"/>
+      <w:r>
+        <w:t xml:space="preserve"> field types.</w:t>
       </w:r>
     </w:p>
     <w:p>
@@ -343,7 +401,15 @@
     </w:p>
     <w:p>
       <w:r>
-        <w:t>The dataset is a curated catalogue of 40 technical books spanning computer science, software engineering, distributed systems, artificial intelligence, programming languages, databases, DevOps, and search-engine technology. Each record contains 13 fields chosen to exercise every major Solr indexing strategy:</w:t>
+        <w:t xml:space="preserve">The dataset is a curated catalogue of 40 technical books spanning computer science, software engineering, distributed systems, artificial intelligence, programming languages, databases, DevOps, and search-engine technology. Each record contains 13 fields chosen to exercise every major </w:t>
+      </w:r>
+      <w:proofErr w:type="spellStart"/>
+      <w:r>
+        <w:t>Solr</w:t>
+      </w:r>
+      <w:proofErr w:type="spellEnd"/>
+      <w:r>
+        <w:t xml:space="preserve"> indexing strategy:</w:t>
       </w:r>
     </w:p>
     <w:tbl>
@@ -491,9 +557,11 @@
             <w:pPr>
               <w:cnfStyle w:val="000000010000" w:firstRow="0" w:lastRow="0" w:firstColumn="0" w:lastColumn="0" w:oddVBand="0" w:evenVBand="0" w:oddHBand="0" w:evenHBand="1" w:firstRowFirstColumn="0" w:firstRowLastColumn="0" w:lastRowFirstColumn="0" w:lastRowLastColumn="0"/>
             </w:pPr>
+            <w:proofErr w:type="spellStart"/>
             <w:r>
               <w:t>text_en</w:t>
             </w:r>
+            <w:proofErr w:type="spellEnd"/>
           </w:p>
         </w:tc>
         <w:tc>
@@ -546,9 +614,11 @@
             <w:pPr>
               <w:cnfStyle w:val="000000100000" w:firstRow="0" w:lastRow="0" w:firstColumn="0" w:lastColumn="0" w:oddVBand="0" w:evenVBand="0" w:oddHBand="1" w:evenHBand="0" w:firstRowFirstColumn="0" w:firstRowLastColumn="0" w:lastRowFirstColumn="0" w:lastRowLastColumn="0"/>
             </w:pPr>
+            <w:proofErr w:type="spellStart"/>
             <w:r>
               <w:t>text_en</w:t>
             </w:r>
+            <w:proofErr w:type="spellEnd"/>
           </w:p>
         </w:tc>
         <w:tc>
@@ -931,9 +1001,11 @@
             <w:pPr>
               <w:cnfStyle w:val="000000010000" w:firstRow="0" w:lastRow="0" w:firstColumn="0" w:lastColumn="0" w:oddVBand="0" w:evenVBand="0" w:oddHBand="0" w:evenHBand="1" w:firstRowFirstColumn="0" w:firstRowLastColumn="0" w:lastRowFirstColumn="0" w:lastRowLastColumn="0"/>
             </w:pPr>
+            <w:proofErr w:type="spellStart"/>
             <w:r>
               <w:t>pfloat</w:t>
             </w:r>
+            <w:proofErr w:type="spellEnd"/>
           </w:p>
         </w:tc>
         <w:tc>
@@ -986,9 +1058,11 @@
             <w:pPr>
               <w:cnfStyle w:val="000000100000" w:firstRow="0" w:lastRow="0" w:firstColumn="0" w:lastColumn="0" w:oddVBand="0" w:evenVBand="0" w:oddHBand="1" w:evenHBand="0" w:firstRowFirstColumn="0" w:firstRowLastColumn="0" w:lastRowFirstColumn="0" w:lastRowLastColumn="0"/>
             </w:pPr>
+            <w:proofErr w:type="spellStart"/>
             <w:r>
               <w:t>pfloat</w:t>
             </w:r>
+            <w:proofErr w:type="spellEnd"/>
           </w:p>
         </w:tc>
         <w:tc>
@@ -1028,9 +1102,11 @@
             <w:tcW w:w="2160" w:type="dxa"/>
           </w:tcPr>
           <w:p>
+            <w:proofErr w:type="spellStart"/>
             <w:r>
               <w:t>in_stock</w:t>
             </w:r>
+            <w:proofErr w:type="spellEnd"/>
           </w:p>
         </w:tc>
         <w:tc>
@@ -1041,9 +1117,11 @@
             <w:pPr>
               <w:cnfStyle w:val="000000010000" w:firstRow="0" w:lastRow="0" w:firstColumn="0" w:lastColumn="0" w:oddVBand="0" w:evenVBand="0" w:oddHBand="0" w:evenHBand="1" w:firstRowFirstColumn="0" w:firstRowLastColumn="0" w:lastRowFirstColumn="0" w:lastRowLastColumn="0"/>
             </w:pPr>
+            <w:proofErr w:type="spellStart"/>
             <w:r>
               <w:t>boolean</w:t>
             </w:r>
+            <w:proofErr w:type="spellEnd"/>
           </w:p>
         </w:tc>
         <w:tc>
@@ -1067,8 +1145,13 @@
             <w:pPr>
               <w:cnfStyle w:val="000000010000" w:firstRow="0" w:lastRow="0" w:firstColumn="0" w:lastColumn="0" w:oddVBand="0" w:evenVBand="0" w:oddHBand="0" w:evenHBand="1" w:firstRowFirstColumn="0" w:firstRowLastColumn="0" w:lastRowFirstColumn="0" w:lastRowLastColumn="0"/>
             </w:pPr>
-            <w:r>
-              <w:t>boolean filter</w:t>
+            <w:proofErr w:type="spellStart"/>
+            <w:r>
+              <w:t>boolean</w:t>
+            </w:r>
+            <w:proofErr w:type="spellEnd"/>
+            <w:r>
+              <w:t xml:space="preserve"> filter</w:t>
             </w:r>
           </w:p>
         </w:tc>
@@ -1083,9 +1166,11 @@
             <w:tcW w:w="2160" w:type="dxa"/>
           </w:tcPr>
           <w:p>
+            <w:proofErr w:type="spellStart"/>
             <w:r>
               <w:t>publish_date</w:t>
             </w:r>
+            <w:proofErr w:type="spellEnd"/>
           </w:p>
         </w:tc>
         <w:tc>
@@ -1096,9 +1181,11 @@
             <w:pPr>
               <w:cnfStyle w:val="000000100000" w:firstRow="0" w:lastRow="0" w:firstColumn="0" w:lastColumn="0" w:oddVBand="0" w:evenVBand="0" w:oddHBand="1" w:evenHBand="0" w:firstRowFirstColumn="0" w:firstRowLastColumn="0" w:lastRowFirstColumn="0" w:lastRowLastColumn="0"/>
             </w:pPr>
+            <w:proofErr w:type="spellStart"/>
             <w:r>
               <w:t>pdate</w:t>
             </w:r>
+            <w:proofErr w:type="spellEnd"/>
           </w:p>
         </w:tc>
         <w:tc>
@@ -1131,7 +1218,23 @@
     </w:tbl>
     <w:p>
       <w:r>
-        <w:t>The dataset is provided in two formats - books.json (canonical) and books.csv (generated by dataset/generate_csv.py) - to demonstrate Solr's multi-format ingestion capability via the JSON and CSV update handlers.</w:t>
+        <w:t xml:space="preserve">The dataset is provided in two formats - </w:t>
+      </w:r>
+      <w:proofErr w:type="spellStart"/>
+      <w:r>
+        <w:t>books.json</w:t>
+      </w:r>
+      <w:proofErr w:type="spellEnd"/>
+      <w:r>
+        <w:t xml:space="preserve"> (canonical) and books.csv (generated by dataset/generate_csv.py) - to demonstrate </w:t>
+      </w:r>
+      <w:proofErr w:type="spellStart"/>
+      <w:r>
+        <w:t>Solr's</w:t>
+      </w:r>
+      <w:proofErr w:type="spellEnd"/>
+      <w:r>
+        <w:t xml:space="preserve"> multi-format ingestion capability via the JSON and CSV update handlers.</w:t>
       </w:r>
     </w:p>
     <w:p>
@@ -1148,12 +1251,36 @@
         <w:pStyle w:val="Heading2"/>
       </w:pPr>
       <w:r>
-        <w:t>3.1 SolrCloud cluster</w:t>
+        <w:t xml:space="preserve">3.1 </w:t>
+      </w:r>
+      <w:proofErr w:type="spellStart"/>
+      <w:r>
+        <w:t>SolrCloud</w:t>
+      </w:r>
+      <w:proofErr w:type="spellEnd"/>
+      <w:r>
+        <w:t xml:space="preserve"> cluster</w:t>
       </w:r>
     </w:p>
     <w:p>
       <w:r>
-        <w:t>Two nodes were started on the local machine using the existing layout in C:\solrdata. Node 1 launched first with embedded ZooKeeper; node 2 connected to that ZooKeeper instance:</w:t>
+        <w:t xml:space="preserve">Two nodes were started on the local machine using the existing layout in C:\solrdata. Node 1 launched first with embedded </w:t>
+      </w:r>
+      <w:proofErr w:type="spellStart"/>
+      <w:r>
+        <w:t>ZooKeeper</w:t>
+      </w:r>
+      <w:proofErr w:type="spellEnd"/>
+      <w:r>
+        <w:t xml:space="preserve">; node 2 connected to that </w:t>
+      </w:r>
+      <w:proofErr w:type="spellStart"/>
+      <w:r>
+        <w:t>ZooKeeper</w:t>
+      </w:r>
+      <w:proofErr w:type="spellEnd"/>
+      <w:r>
+        <w:t xml:space="preserve"> instance:</w:t>
       </w:r>
     </w:p>
     <w:p>
@@ -1165,7 +1292,39 @@
           <w:rFonts w:ascii="Consolas" w:hAnsi="Consolas"/>
           <w:sz w:val="18"/>
         </w:rPr>
-        <w:t>$env:JAVA_HOME = "C:\Program Files\Eclipse Adoptium\jdk-21.0.3.9-hotspot"</w:t>
+        <w:t>$</w:t>
+      </w:r>
+      <w:proofErr w:type="spellStart"/>
+      <w:r>
+        <w:rPr>
+          <w:rFonts w:ascii="Consolas" w:hAnsi="Consolas"/>
+          <w:sz w:val="18"/>
+        </w:rPr>
+        <w:t>env:JAVA_HOME</w:t>
+      </w:r>
+      <w:proofErr w:type="spellEnd"/>
+      <w:r>
+        <w:rPr>
+          <w:rFonts w:ascii="Consolas" w:hAnsi="Consolas"/>
+          <w:sz w:val="18"/>
+        </w:rPr>
+        <w:t xml:space="preserve"> = "C:\Program Files\Eclipse </w:t>
+      </w:r>
+      <w:proofErr w:type="spellStart"/>
+      <w:r>
+        <w:rPr>
+          <w:rFonts w:ascii="Consolas" w:hAnsi="Consolas"/>
+          <w:sz w:val="18"/>
+        </w:rPr>
+        <w:t>Adoptium</w:t>
+      </w:r>
+      <w:proofErr w:type="spellEnd"/>
+      <w:r>
+        <w:rPr>
+          <w:rFonts w:ascii="Consolas" w:hAnsi="Consolas"/>
+          <w:sz w:val="18"/>
+        </w:rPr>
+        <w:t>\jdk-21.0.3.9-hotspot"</w:t>
       </w:r>
       <w:r>
         <w:rPr>
@@ -1186,7 +1345,15 @@
     </w:p>
     <w:p>
       <w:r>
-        <w:t>After both nodes were live, GET http://localhost:8983/api/cluster confirmed two live nodes and the embedded ZooKeeper at localhost:9983.</w:t>
+        <w:t xml:space="preserve">After both nodes were live, GET http://localhost:8983/api/cluster confirmed two live nodes and the embedded </w:t>
+      </w:r>
+      <w:proofErr w:type="spellStart"/>
+      <w:r>
+        <w:t>ZooKeeper</w:t>
+      </w:r>
+      <w:proofErr w:type="spellEnd"/>
+      <w:r>
+        <w:t xml:space="preserve"> at localhost:9983.</w:t>
       </w:r>
     </w:p>
     <w:p>
@@ -1194,12 +1361,44 @@
         <w:pStyle w:val="Heading2"/>
       </w:pPr>
       <w:r>
-        <w:t>3.2 Custom configset (books_config)</w:t>
+        <w:t xml:space="preserve">3.2 Custom </w:t>
+      </w:r>
+      <w:proofErr w:type="spellStart"/>
+      <w:r>
+        <w:t>configset</w:t>
+      </w:r>
+      <w:proofErr w:type="spellEnd"/>
+      <w:r>
+        <w:t xml:space="preserve"> (</w:t>
+      </w:r>
+      <w:proofErr w:type="spellStart"/>
+      <w:r>
+        <w:t>books_config</w:t>
+      </w:r>
+      <w:proofErr w:type="spellEnd"/>
+      <w:r>
+        <w:t>)</w:t>
       </w:r>
     </w:p>
     <w:p>
       <w:r>
-        <w:t>We started from the Solr-shipped _default configset and made three deliberate changes:</w:t>
+        <w:t xml:space="preserve">We started from the </w:t>
+      </w:r>
+      <w:proofErr w:type="spellStart"/>
+      <w:r>
+        <w:t>Solr</w:t>
+      </w:r>
+      <w:proofErr w:type="spellEnd"/>
+      <w:r>
+        <w:t xml:space="preserve">-shipped _default </w:t>
+      </w:r>
+      <w:proofErr w:type="spellStart"/>
+      <w:r>
+        <w:t>configset</w:t>
+      </w:r>
+      <w:proofErr w:type="spellEnd"/>
+      <w:r>
+        <w:t xml:space="preserve"> and made three deliberate changes:</w:t>
       </w:r>
     </w:p>
     <w:p>
@@ -1207,7 +1406,15 @@
         <w:pStyle w:val="ListBullet"/>
       </w:pPr>
       <w:r>
-        <w:t>Replaced managed-schema.xml with an explicit schema (configset/conf/managed-schema.xml).</w:t>
+        <w:t>Replaced managed-schema.xml with an explicit schema (</w:t>
+      </w:r>
+      <w:proofErr w:type="spellStart"/>
+      <w:r>
+        <w:t>configset</w:t>
+      </w:r>
+      <w:proofErr w:type="spellEnd"/>
+      <w:r>
+        <w:t>/conf/managed-schema.xml).</w:t>
       </w:r>
     </w:p>
     <w:p>
@@ -1215,7 +1422,15 @@
         <w:pStyle w:val="ListBullet"/>
       </w:pPr>
       <w:r>
-        <w:t>Removed AddSchemaFieldsUpdateProcessorFactory (referenced field types we don't need).</w:t>
+        <w:t xml:space="preserve">Removed </w:t>
+      </w:r>
+      <w:proofErr w:type="spellStart"/>
+      <w:r>
+        <w:t>AddSchemaFieldsUpdateProcessorFactory</w:t>
+      </w:r>
+      <w:proofErr w:type="spellEnd"/>
+      <w:r>
+        <w:t xml:space="preserve"> (referenced field types we don't need).</w:t>
       </w:r>
     </w:p>
     <w:p>
@@ -1223,7 +1438,15 @@
         <w:pStyle w:val="ListBullet"/>
       </w:pPr>
       <w:r>
-        <w:t>Tuned the /select handler defaults for edismax with field-level boosting and configured the unified highlighter.</w:t>
+        <w:t xml:space="preserve">Tuned the /select handler defaults for </w:t>
+      </w:r>
+      <w:proofErr w:type="spellStart"/>
+      <w:r>
+        <w:t>edismax</w:t>
+      </w:r>
+      <w:proofErr w:type="spellEnd"/>
+      <w:r>
+        <w:t xml:space="preserve"> with field-level boosting and configured the unified highlighter.</w:t>
       </w:r>
     </w:p>
     <w:p>
@@ -1240,31 +1463,204 @@
           <w:rFonts w:ascii="Consolas" w:hAnsi="Consolas"/>
           <w:sz w:val="18"/>
         </w:rPr>
-        <w:t>string, boolean, pint, plong, pfloat, pdouble, pdate,</w:t>
-      </w:r>
+        <w:t xml:space="preserve">string, </w:t>
+      </w:r>
+      <w:proofErr w:type="spellStart"/>
       <w:r>
         <w:rPr>
           <w:rFonts w:ascii="Consolas" w:hAnsi="Consolas"/>
           <w:sz w:val="18"/>
         </w:rPr>
+        <w:t>boolean</w:t>
+      </w:r>
+      <w:proofErr w:type="spellEnd"/>
+      <w:r>
+        <w:rPr>
+          <w:rFonts w:ascii="Consolas" w:hAnsi="Consolas"/>
+          <w:sz w:val="18"/>
+        </w:rPr>
+        <w:t xml:space="preserve">, pint, </w:t>
+      </w:r>
+      <w:proofErr w:type="spellStart"/>
+      <w:r>
+        <w:rPr>
+          <w:rFonts w:ascii="Consolas" w:hAnsi="Consolas"/>
+          <w:sz w:val="18"/>
+        </w:rPr>
+        <w:t>plong</w:t>
+      </w:r>
+      <w:proofErr w:type="spellEnd"/>
+      <w:r>
+        <w:rPr>
+          <w:rFonts w:ascii="Consolas" w:hAnsi="Consolas"/>
+          <w:sz w:val="18"/>
+        </w:rPr>
+        <w:t xml:space="preserve">, </w:t>
+      </w:r>
+      <w:proofErr w:type="spellStart"/>
+      <w:r>
+        <w:rPr>
+          <w:rFonts w:ascii="Consolas" w:hAnsi="Consolas"/>
+          <w:sz w:val="18"/>
+        </w:rPr>
+        <w:t>pfloat</w:t>
+      </w:r>
+      <w:proofErr w:type="spellEnd"/>
+      <w:r>
+        <w:rPr>
+          <w:rFonts w:ascii="Consolas" w:hAnsi="Consolas"/>
+          <w:sz w:val="18"/>
+        </w:rPr>
+        <w:t xml:space="preserve">, </w:t>
+      </w:r>
+      <w:proofErr w:type="spellStart"/>
+      <w:r>
+        <w:rPr>
+          <w:rFonts w:ascii="Consolas" w:hAnsi="Consolas"/>
+          <w:sz w:val="18"/>
+        </w:rPr>
+        <w:t>pdouble</w:t>
+      </w:r>
+      <w:proofErr w:type="spellEnd"/>
+      <w:r>
+        <w:rPr>
+          <w:rFonts w:ascii="Consolas" w:hAnsi="Consolas"/>
+          <w:sz w:val="18"/>
+        </w:rPr>
+        <w:t xml:space="preserve">, </w:t>
+      </w:r>
+      <w:proofErr w:type="spellStart"/>
+      <w:r>
+        <w:rPr>
+          <w:rFonts w:ascii="Consolas" w:hAnsi="Consolas"/>
+          <w:sz w:val="18"/>
+        </w:rPr>
+        <w:t>pdate</w:t>
+      </w:r>
+      <w:proofErr w:type="spellEnd"/>
+      <w:r>
+        <w:rPr>
+          <w:rFonts w:ascii="Consolas" w:hAnsi="Consolas"/>
+          <w:sz w:val="18"/>
+        </w:rPr>
+        <w:t>,</w:t>
+      </w:r>
+      <w:r>
+        <w:rPr>
+          <w:rFonts w:ascii="Consolas" w:hAnsi="Consolas"/>
+          <w:sz w:val="18"/>
+        </w:rPr>
         <w:br/>
-        <w:t>text_en        - English analyser (stemmer, stop-words, possessives)</w:t>
-      </w:r>
+      </w:r>
+      <w:proofErr w:type="spellStart"/>
       <w:r>
         <w:rPr>
           <w:rFonts w:ascii="Consolas" w:hAnsi="Consolas"/>
           <w:sz w:val="18"/>
         </w:rPr>
+        <w:t>text_en</w:t>
+      </w:r>
+      <w:proofErr w:type="spellEnd"/>
+      <w:r>
+        <w:rPr>
+          <w:rFonts w:ascii="Consolas" w:hAnsi="Consolas"/>
+          <w:sz w:val="18"/>
+        </w:rPr>
+        <w:t xml:space="preserve">        - English </w:t>
+      </w:r>
+      <w:proofErr w:type="spellStart"/>
+      <w:r>
+        <w:rPr>
+          <w:rFonts w:ascii="Consolas" w:hAnsi="Consolas"/>
+          <w:sz w:val="18"/>
+        </w:rPr>
+        <w:t>analyser</w:t>
+      </w:r>
+      <w:proofErr w:type="spellEnd"/>
+      <w:r>
+        <w:rPr>
+          <w:rFonts w:ascii="Consolas" w:hAnsi="Consolas"/>
+          <w:sz w:val="18"/>
+        </w:rPr>
+        <w:t xml:space="preserve"> (stemmer, stop-words, possessives)</w:t>
+      </w:r>
+      <w:r>
+        <w:rPr>
+          <w:rFonts w:ascii="Consolas" w:hAnsi="Consolas"/>
+          <w:sz w:val="18"/>
+        </w:rPr>
         <w:br/>
-        <w:t>text_general   - generic tokenised text (catch-all)</w:t>
-      </w:r>
+      </w:r>
+      <w:proofErr w:type="spellStart"/>
       <w:r>
         <w:rPr>
           <w:rFonts w:ascii="Consolas" w:hAnsi="Consolas"/>
           <w:sz w:val="18"/>
         </w:rPr>
+        <w:t>text_general</w:t>
+      </w:r>
+      <w:proofErr w:type="spellEnd"/>
+      <w:r>
+        <w:rPr>
+          <w:rFonts w:ascii="Consolas" w:hAnsi="Consolas"/>
+          <w:sz w:val="18"/>
+        </w:rPr>
+        <w:t xml:space="preserve">   - generic </w:t>
+      </w:r>
+      <w:proofErr w:type="spellStart"/>
+      <w:r>
+        <w:rPr>
+          <w:rFonts w:ascii="Consolas" w:hAnsi="Consolas"/>
+          <w:sz w:val="18"/>
+        </w:rPr>
+        <w:t>tokenised</w:t>
+      </w:r>
+      <w:proofErr w:type="spellEnd"/>
+      <w:r>
+        <w:rPr>
+          <w:rFonts w:ascii="Consolas" w:hAnsi="Consolas"/>
+          <w:sz w:val="18"/>
+        </w:rPr>
+        <w:t xml:space="preserve"> text (catch-all)</w:t>
+      </w:r>
+      <w:r>
+        <w:rPr>
+          <w:rFonts w:ascii="Consolas" w:hAnsi="Consolas"/>
+          <w:sz w:val="18"/>
+        </w:rPr>
         <w:br/>
-        <w:t>text_suggest   - EdgeNGramFilter for autocomplete</w:t>
+      </w:r>
+      <w:proofErr w:type="spellStart"/>
+      <w:r>
+        <w:rPr>
+          <w:rFonts w:ascii="Consolas" w:hAnsi="Consolas"/>
+          <w:sz w:val="18"/>
+        </w:rPr>
+        <w:t>text_suggest</w:t>
+      </w:r>
+      <w:proofErr w:type="spellEnd"/>
+      <w:r>
+        <w:rPr>
+          <w:rFonts w:ascii="Consolas" w:hAnsi="Consolas"/>
+          <w:sz w:val="18"/>
+        </w:rPr>
+        <w:t xml:space="preserve">   - </w:t>
+      </w:r>
+      <w:proofErr w:type="spellStart"/>
+      <w:r>
+        <w:rPr>
+          <w:rFonts w:ascii="Consolas" w:hAnsi="Consolas"/>
+          <w:sz w:val="18"/>
+        </w:rPr>
+        <w:t>EdgeNGramFilter</w:t>
+      </w:r>
+      <w:proofErr w:type="spellEnd"/>
+      <w:r>
+        <w:rPr>
+          <w:rFonts w:ascii="Consolas" w:hAnsi="Consolas"/>
+          <w:sz w:val="18"/>
+        </w:rPr>
+        <w:t xml:space="preserve"> for autocomplete</w:t>
       </w:r>
       <w:r>
         <w:rPr>
@@ -1276,7 +1672,23 @@
     </w:p>
     <w:p>
       <w:r>
-        <w:t>title and description are indexed with storeOffsetsWithPositions=true so the Solr 10 unified highlighter can return offset-based snippets.</w:t>
+        <w:t xml:space="preserve">title and description are indexed with </w:t>
+      </w:r>
+      <w:proofErr w:type="spellStart"/>
+      <w:r>
+        <w:t>storeOffsetsWithPositions</w:t>
+      </w:r>
+      <w:proofErr w:type="spellEnd"/>
+      <w:r>
+        <w:t xml:space="preserve">=true so the </w:t>
+      </w:r>
+      <w:proofErr w:type="spellStart"/>
+      <w:r>
+        <w:t>Solr</w:t>
+      </w:r>
+      <w:proofErr w:type="spellEnd"/>
+      <w:r>
+        <w:t xml:space="preserve"> 10 unified highlighter can return offset-based snippets.</w:t>
       </w:r>
     </w:p>
     <w:p>
@@ -1289,7 +1701,23 @@
     </w:p>
     <w:p>
       <w:r>
-        <w:t>The configset was uploaded to ZooKeeper and the collection created with two shards and two replicas:</w:t>
+        <w:t xml:space="preserve">The </w:t>
+      </w:r>
+      <w:proofErr w:type="spellStart"/>
+      <w:r>
+        <w:t>configset</w:t>
+      </w:r>
+      <w:proofErr w:type="spellEnd"/>
+      <w:r>
+        <w:t xml:space="preserve"> was uploaded to </w:t>
+      </w:r>
+      <w:proofErr w:type="spellStart"/>
+      <w:r>
+        <w:t>ZooKeeper</w:t>
+      </w:r>
+      <w:proofErr w:type="spellEnd"/>
+      <w:r>
+        <w:t xml:space="preserve"> and the collection created with two shards and two replicas:</w:t>
       </w:r>
     </w:p>
     <w:p>
@@ -1301,7 +1729,71 @@
           <w:rFonts w:ascii="Consolas" w:hAnsi="Consolas"/>
           <w:sz w:val="18"/>
         </w:rPr>
-        <w:t>C:\solr-10.0.0\bin\solr.cmd zk upconfig -d configset\conf -n books_config -z localhost:9983</w:t>
+        <w:t xml:space="preserve">C:\solr-10.0.0\bin\solr.cmd </w:t>
+      </w:r>
+      <w:proofErr w:type="spellStart"/>
+      <w:r>
+        <w:rPr>
+          <w:rFonts w:ascii="Consolas" w:hAnsi="Consolas"/>
+          <w:sz w:val="18"/>
+        </w:rPr>
+        <w:t>zk</w:t>
+      </w:r>
+      <w:proofErr w:type="spellEnd"/>
+      <w:r>
+        <w:rPr>
+          <w:rFonts w:ascii="Consolas" w:hAnsi="Consolas"/>
+          <w:sz w:val="18"/>
+        </w:rPr>
+        <w:t xml:space="preserve"> </w:t>
+      </w:r>
+      <w:proofErr w:type="spellStart"/>
+      <w:r>
+        <w:rPr>
+          <w:rFonts w:ascii="Consolas" w:hAnsi="Consolas"/>
+          <w:sz w:val="18"/>
+        </w:rPr>
+        <w:t>upconfig</w:t>
+      </w:r>
+      <w:proofErr w:type="spellEnd"/>
+      <w:r>
+        <w:rPr>
+          <w:rFonts w:ascii="Consolas" w:hAnsi="Consolas"/>
+          <w:sz w:val="18"/>
+        </w:rPr>
+        <w:t xml:space="preserve"> -d </w:t>
+      </w:r>
+      <w:proofErr w:type="spellStart"/>
+      <w:r>
+        <w:rPr>
+          <w:rFonts w:ascii="Consolas" w:hAnsi="Consolas"/>
+          <w:sz w:val="18"/>
+        </w:rPr>
+        <w:t>configset</w:t>
+      </w:r>
+      <w:proofErr w:type="spellEnd"/>
+      <w:r>
+        <w:rPr>
+          <w:rFonts w:ascii="Consolas" w:hAnsi="Consolas"/>
+          <w:sz w:val="18"/>
+        </w:rPr>
+        <w:t xml:space="preserve">\conf -n </w:t>
+      </w:r>
+      <w:proofErr w:type="spellStart"/>
+      <w:r>
+        <w:rPr>
+          <w:rFonts w:ascii="Consolas" w:hAnsi="Consolas"/>
+          <w:sz w:val="18"/>
+        </w:rPr>
+        <w:t>books_config</w:t>
+      </w:r>
+      <w:proofErr w:type="spellEnd"/>
+      <w:r>
+        <w:rPr>
+          <w:rFonts w:ascii="Consolas" w:hAnsi="Consolas"/>
+          <w:sz w:val="18"/>
+        </w:rPr>
+        <w:t xml:space="preserve"> -z localhost:9983</w:t>
       </w:r>
       <w:r>
         <w:rPr>
@@ -1324,16 +1816,73 @@
           <w:sz w:val="18"/>
         </w:rPr>
         <w:br/>
-        <w:t xml:space="preserve">    action=CREATE&amp;name=books&amp;numShards=2&amp;replicationFactor=2&amp;</w:t>
-      </w:r>
+        <w:t xml:space="preserve">    action=</w:t>
+      </w:r>
+      <w:proofErr w:type="spellStart"/>
       <w:r>
         <w:rPr>
           <w:rFonts w:ascii="Consolas" w:hAnsi="Consolas"/>
           <w:sz w:val="18"/>
         </w:rPr>
+        <w:t>CREATE&amp;name</w:t>
+      </w:r>
+      <w:proofErr w:type="spellEnd"/>
+      <w:r>
+        <w:rPr>
+          <w:rFonts w:ascii="Consolas" w:hAnsi="Consolas"/>
+          <w:sz w:val="18"/>
+        </w:rPr>
+        <w:t>=</w:t>
+      </w:r>
+      <w:proofErr w:type="spellStart"/>
+      <w:r>
+        <w:rPr>
+          <w:rFonts w:ascii="Consolas" w:hAnsi="Consolas"/>
+          <w:sz w:val="18"/>
+        </w:rPr>
+        <w:t>books&amp;numShards</w:t>
+      </w:r>
+      <w:proofErr w:type="spellEnd"/>
+      <w:r>
+        <w:rPr>
+          <w:rFonts w:ascii="Consolas" w:hAnsi="Consolas"/>
+          <w:sz w:val="18"/>
+        </w:rPr>
+        <w:t>=2&amp;replicationFactor=2&amp;</w:t>
+      </w:r>
+      <w:r>
+        <w:rPr>
+          <w:rFonts w:ascii="Consolas" w:hAnsi="Consolas"/>
+          <w:sz w:val="18"/>
+        </w:rPr>
         <w:br/>
-        <w:t xml:space="preserve">    maxShardsPerNode=2&amp;collection.configName=books_config</w:t>
-      </w:r>
+        <w:t xml:space="preserve">    </w:t>
+      </w:r>
+      <w:proofErr w:type="spellStart"/>
+      <w:r>
+        <w:rPr>
+          <w:rFonts w:ascii="Consolas" w:hAnsi="Consolas"/>
+          <w:sz w:val="18"/>
+        </w:rPr>
+        <w:t>maxShardsPerNode</w:t>
+      </w:r>
+      <w:proofErr w:type="spellEnd"/>
+      <w:r>
+        <w:rPr>
+          <w:rFonts w:ascii="Consolas" w:hAnsi="Consolas"/>
+          <w:sz w:val="18"/>
+        </w:rPr>
+        <w:t>=2&amp;collection.configName=</w:t>
+      </w:r>
+      <w:proofErr w:type="spellStart"/>
+      <w:r>
+        <w:rPr>
+          <w:rFonts w:ascii="Consolas" w:hAnsi="Consolas"/>
+          <w:sz w:val="18"/>
+        </w:rPr>
+        <w:t>books_config</w:t>
+      </w:r>
+      <w:proofErr w:type="spellEnd"/>
     </w:p>
     <w:p>
       <w:r>
@@ -1374,13 +1923,22 @@
           <w:sz w:val="18"/>
         </w:rPr>
         <w:br/>
-        <w:t>Content-Type: application/json</w:t>
-      </w:r>
+        <w:t>Content-Type: application/</w:t>
+      </w:r>
+      <w:proofErr w:type="spellStart"/>
       <w:r>
         <w:rPr>
           <w:rFonts w:ascii="Consolas" w:hAnsi="Consolas"/>
           <w:sz w:val="18"/>
         </w:rPr>
+        <w:t>json</w:t>
+      </w:r>
+      <w:proofErr w:type="spellEnd"/>
+      <w:r>
+        <w:rPr>
+          <w:rFonts w:ascii="Consolas" w:hAnsi="Consolas"/>
+          <w:sz w:val="18"/>
+        </w:rPr>
         <w:br/>
       </w:r>
       <w:r>
@@ -1389,12 +1947,49 @@
           <w:sz w:val="18"/>
         </w:rPr>
         <w:br/>
-        <w:t>&lt;contents of dataset/books.json&gt;</w:t>
+        <w:t>&lt;contents of dataset/</w:t>
+      </w:r>
+      <w:proofErr w:type="spellStart"/>
+      <w:r>
+        <w:rPr>
+          <w:rFonts w:ascii="Consolas" w:hAnsi="Consolas"/>
+          <w:sz w:val="18"/>
+        </w:rPr>
+        <w:t>books.json</w:t>
+      </w:r>
+      <w:proofErr w:type="spellEnd"/>
+      <w:r>
+        <w:rPr>
+          <w:rFonts w:ascii="Consolas" w:hAnsi="Consolas"/>
+          <w:sz w:val="18"/>
+        </w:rPr>
+        <w:t>&gt;</w:t>
       </w:r>
     </w:p>
     <w:p>
-      <w:r>
-        <w:t>Solr returned status=0 with rf=2 (replication factor 2 - both replicas received the update). A subsequent q=*:* returned numFound=40, confirming all documents were indexed and queryable across both shards.</w:t>
+      <w:proofErr w:type="spellStart"/>
+      <w:r>
+        <w:t>Solr</w:t>
+      </w:r>
+      <w:proofErr w:type="spellEnd"/>
+      <w:r>
+        <w:t xml:space="preserve"> returned status=0 with rf=2 (replication factor 2 - both replicas received the update). A subsequent q=*:* returned </w:t>
+      </w:r>
+      <w:proofErr w:type="spellStart"/>
+      <w:r>
+        <w:t>numFound</w:t>
+      </w:r>
+      <w:proofErr w:type="spellEnd"/>
+      <w:r>
+        <w:t xml:space="preserve">=40, confirming all documents were indexed and </w:t>
+      </w:r>
+      <w:proofErr w:type="spellStart"/>
+      <w:r>
+        <w:t>queryable</w:t>
+      </w:r>
+      <w:proofErr w:type="spellEnd"/>
+      <w:r>
+        <w:t xml:space="preserve"> across both shards.</w:t>
       </w:r>
     </w:p>
     <w:p>
@@ -1419,15 +2014,79 @@
           <w:rFonts w:ascii="Consolas" w:hAnsi="Consolas"/>
           <w:sz w:val="18"/>
         </w:rPr>
-        <w:t># eDisMax with field boosting</w:t>
-      </w:r>
+        <w:t xml:space="preserve"># </w:t>
+      </w:r>
+      <w:proofErr w:type="spellStart"/>
       <w:r>
         <w:rPr>
           <w:rFonts w:ascii="Consolas" w:hAnsi="Consolas"/>
           <w:sz w:val="18"/>
         </w:rPr>
+        <w:t>eDisMax</w:t>
+      </w:r>
+      <w:proofErr w:type="spellEnd"/>
+      <w:r>
+        <w:rPr>
+          <w:rFonts w:ascii="Consolas" w:hAnsi="Consolas"/>
+          <w:sz w:val="18"/>
+        </w:rPr>
+        <w:t xml:space="preserve"> with field boosting</w:t>
+      </w:r>
+      <w:r>
+        <w:rPr>
+          <w:rFonts w:ascii="Consolas" w:hAnsi="Consolas"/>
+          <w:sz w:val="18"/>
+        </w:rPr>
         <w:br/>
-        <w:t>/select?q=java&amp;defType=edismax&amp;qf=title^4 description^2 authors^2 tags</w:t>
+        <w:t>/</w:t>
+      </w:r>
+      <w:proofErr w:type="spellStart"/>
+      <w:r>
+        <w:rPr>
+          <w:rFonts w:ascii="Consolas" w:hAnsi="Consolas"/>
+          <w:sz w:val="18"/>
+        </w:rPr>
+        <w:t>select?q</w:t>
+      </w:r>
+      <w:proofErr w:type="spellEnd"/>
+      <w:r>
+        <w:rPr>
+          <w:rFonts w:ascii="Consolas" w:hAnsi="Consolas"/>
+          <w:sz w:val="18"/>
+        </w:rPr>
+        <w:t>=</w:t>
+      </w:r>
+      <w:proofErr w:type="spellStart"/>
+      <w:r>
+        <w:rPr>
+          <w:rFonts w:ascii="Consolas" w:hAnsi="Consolas"/>
+          <w:sz w:val="18"/>
+        </w:rPr>
+        <w:t>java&amp;defType</w:t>
+      </w:r>
+      <w:proofErr w:type="spellEnd"/>
+      <w:r>
+        <w:rPr>
+          <w:rFonts w:ascii="Consolas" w:hAnsi="Consolas"/>
+          <w:sz w:val="18"/>
+        </w:rPr>
+        <w:t>=</w:t>
+      </w:r>
+      <w:proofErr w:type="spellStart"/>
+      <w:r>
+        <w:rPr>
+          <w:rFonts w:ascii="Consolas" w:hAnsi="Consolas"/>
+          <w:sz w:val="18"/>
+        </w:rPr>
+        <w:t>edismax&amp;qf</w:t>
+      </w:r>
+      <w:proofErr w:type="spellEnd"/>
+      <w:r>
+        <w:rPr>
+          <w:rFonts w:ascii="Consolas" w:hAnsi="Consolas"/>
+          <w:sz w:val="18"/>
+        </w:rPr>
+        <w:t>=title^4 description^2 authors^2 tags</w:t>
       </w:r>
       <w:r>
         <w:rPr>
@@ -1450,7 +2109,71 @@
           <w:sz w:val="18"/>
         </w:rPr>
         <w:br/>
-        <w:t>/select?q=*:*&amp;fq=in_stock:true&amp;fq=rating:[4.5 TO *]&amp;fq=price:[* TO 50]</w:t>
+        <w:t>/</w:t>
+      </w:r>
+      <w:proofErr w:type="spellStart"/>
+      <w:r>
+        <w:rPr>
+          <w:rFonts w:ascii="Consolas" w:hAnsi="Consolas"/>
+          <w:sz w:val="18"/>
+        </w:rPr>
+        <w:t>select?q</w:t>
+      </w:r>
+      <w:proofErr w:type="spellEnd"/>
+      <w:r>
+        <w:rPr>
+          <w:rFonts w:ascii="Consolas" w:hAnsi="Consolas"/>
+          <w:sz w:val="18"/>
+        </w:rPr>
+        <w:t>=*:*&amp;</w:t>
+      </w:r>
+      <w:proofErr w:type="spellStart"/>
+      <w:r>
+        <w:rPr>
+          <w:rFonts w:ascii="Consolas" w:hAnsi="Consolas"/>
+          <w:sz w:val="18"/>
+        </w:rPr>
+        <w:t>fq</w:t>
+      </w:r>
+      <w:proofErr w:type="spellEnd"/>
+      <w:r>
+        <w:rPr>
+          <w:rFonts w:ascii="Consolas" w:hAnsi="Consolas"/>
+          <w:sz w:val="18"/>
+        </w:rPr>
+        <w:t>=</w:t>
+      </w:r>
+      <w:proofErr w:type="spellStart"/>
+      <w:r>
+        <w:rPr>
+          <w:rFonts w:ascii="Consolas" w:hAnsi="Consolas"/>
+          <w:sz w:val="18"/>
+        </w:rPr>
+        <w:t>in_stock:true&amp;fq</w:t>
+      </w:r>
+      <w:proofErr w:type="spellEnd"/>
+      <w:r>
+        <w:rPr>
+          <w:rFonts w:ascii="Consolas" w:hAnsi="Consolas"/>
+          <w:sz w:val="18"/>
+        </w:rPr>
+        <w:t>=rating:[4.5 TO *]&amp;</w:t>
+      </w:r>
+      <w:proofErr w:type="spellStart"/>
+      <w:r>
+        <w:rPr>
+          <w:rFonts w:ascii="Consolas" w:hAnsi="Consolas"/>
+          <w:sz w:val="18"/>
+        </w:rPr>
+        <w:t>fq</w:t>
+      </w:r>
+      <w:proofErr w:type="spellEnd"/>
+      <w:r>
+        <w:rPr>
+          <w:rFonts w:ascii="Consolas" w:hAnsi="Consolas"/>
+          <w:sz w:val="18"/>
+        </w:rPr>
+        <w:t>=price:[* TO 50]</w:t>
       </w:r>
       <w:r>
         <w:rPr>
@@ -1504,15 +2227,104 @@
           <w:sz w:val="18"/>
         </w:rPr>
         <w:br/>
-        <w:t>/select?q=design&amp;hl=true&amp;hl.fl=title,description</w:t>
-      </w:r>
+        <w:t>/</w:t>
+      </w:r>
+      <w:proofErr w:type="spellStart"/>
       <w:r>
         <w:rPr>
           <w:rFonts w:ascii="Consolas" w:hAnsi="Consolas"/>
           <w:sz w:val="18"/>
         </w:rPr>
+        <w:t>select?q</w:t>
+      </w:r>
+      <w:proofErr w:type="spellEnd"/>
+      <w:r>
+        <w:rPr>
+          <w:rFonts w:ascii="Consolas" w:hAnsi="Consolas"/>
+          <w:sz w:val="18"/>
+        </w:rPr>
+        <w:t>=</w:t>
+      </w:r>
+      <w:proofErr w:type="spellStart"/>
+      <w:r>
+        <w:rPr>
+          <w:rFonts w:ascii="Consolas" w:hAnsi="Consolas"/>
+          <w:sz w:val="18"/>
+        </w:rPr>
+        <w:t>design&amp;hl</w:t>
+      </w:r>
+      <w:proofErr w:type="spellEnd"/>
+      <w:r>
+        <w:rPr>
+          <w:rFonts w:ascii="Consolas" w:hAnsi="Consolas"/>
+          <w:sz w:val="18"/>
+        </w:rPr>
+        <w:t>=</w:t>
+      </w:r>
+      <w:proofErr w:type="spellStart"/>
+      <w:r>
+        <w:rPr>
+          <w:rFonts w:ascii="Consolas" w:hAnsi="Consolas"/>
+          <w:sz w:val="18"/>
+        </w:rPr>
+        <w:t>true&amp;hl.fl</w:t>
+      </w:r>
+      <w:proofErr w:type="spellEnd"/>
+      <w:r>
+        <w:rPr>
+          <w:rFonts w:ascii="Consolas" w:hAnsi="Consolas"/>
+          <w:sz w:val="18"/>
+        </w:rPr>
+        <w:t>=</w:t>
+      </w:r>
+      <w:proofErr w:type="spellStart"/>
+      <w:r>
+        <w:rPr>
+          <w:rFonts w:ascii="Consolas" w:hAnsi="Consolas"/>
+          <w:sz w:val="18"/>
+        </w:rPr>
+        <w:t>title,description</w:t>
+      </w:r>
+      <w:proofErr w:type="spellEnd"/>
+      <w:r>
+        <w:rPr>
+          <w:rFonts w:ascii="Consolas" w:hAnsi="Consolas"/>
+          <w:sz w:val="18"/>
+        </w:rPr>
         <w:br/>
-        <w:t xml:space="preserve">        &amp;hl.simple.pre=&lt;mark&gt;&amp;hl.simple.post=&lt;/mark&gt;</w:t>
+        <w:t xml:space="preserve">        &amp;</w:t>
+      </w:r>
+      <w:proofErr w:type="spellStart"/>
+      <w:r>
+        <w:rPr>
+          <w:rFonts w:ascii="Consolas" w:hAnsi="Consolas"/>
+          <w:sz w:val="18"/>
+        </w:rPr>
+        <w:t>hl.simple.pre</w:t>
+      </w:r>
+      <w:proofErr w:type="spellEnd"/>
+      <w:r>
+        <w:rPr>
+          <w:rFonts w:ascii="Consolas" w:hAnsi="Consolas"/>
+          <w:sz w:val="18"/>
+        </w:rPr>
+        <w:t>=&lt;mark&gt;&amp;</w:t>
+      </w:r>
+      <w:proofErr w:type="spellStart"/>
+      <w:r>
+        <w:rPr>
+          <w:rFonts w:ascii="Consolas" w:hAnsi="Consolas"/>
+          <w:sz w:val="18"/>
+        </w:rPr>
+        <w:t>hl.simple.post</w:t>
+      </w:r>
+      <w:proofErr w:type="spellEnd"/>
+      <w:r>
+        <w:rPr>
+          <w:rFonts w:ascii="Consolas" w:hAnsi="Consolas"/>
+          <w:sz w:val="18"/>
+        </w:rPr>
+        <w:t>=&lt;/mark&gt;</w:t>
       </w:r>
     </w:p>
     <w:p>
@@ -1525,7 +2337,15 @@
     </w:p>
     <w:p>
       <w:r>
-        <w:t>A Flask app (web_app/app.py) exposes three thin endpoints:</w:t>
+        <w:t>A Flask app (</w:t>
+      </w:r>
+      <w:proofErr w:type="spellStart"/>
+      <w:r>
+        <w:t>web_app</w:t>
+      </w:r>
+      <w:proofErr w:type="spellEnd"/>
+      <w:r>
+        <w:t>/app.py) exposes three thin endpoints:</w:t>
       </w:r>
     </w:p>
     <w:tbl>
@@ -1563,7 +2383,15 @@
               <w:cnfStyle w:val="100000000000" w:firstRow="1" w:lastRow="0" w:firstColumn="0" w:lastColumn="0" w:oddVBand="0" w:evenVBand="0" w:oddHBand="0" w:evenHBand="0" w:firstRowFirstColumn="0" w:firstRowLastColumn="0" w:lastRowFirstColumn="0" w:lastRowLastColumn="0"/>
             </w:pPr>
             <w:r>
-              <w:t>Backend Solr call</w:t>
+              <w:t xml:space="preserve">Backend </w:t>
+            </w:r>
+            <w:proofErr w:type="spellStart"/>
+            <w:r>
+              <w:t>Solr</w:t>
+            </w:r>
+            <w:proofErr w:type="spellEnd"/>
+            <w:r>
+              <w:t xml:space="preserve"> call</w:t>
             </w:r>
           </w:p>
         </w:tc>
@@ -1592,7 +2420,15 @@
           </w:tcPr>
           <w:p>
             <w:r>
-              <w:t>/api/search</w:t>
+              <w:t>/</w:t>
+            </w:r>
+            <w:proofErr w:type="spellStart"/>
+            <w:r>
+              <w:t>api</w:t>
+            </w:r>
+            <w:proofErr w:type="spellEnd"/>
+            <w:r>
+              <w:t>/search</w:t>
             </w:r>
           </w:p>
         </w:tc>
@@ -1605,7 +2441,23 @@
               <w:cnfStyle w:val="000000100000" w:firstRow="0" w:lastRow="0" w:firstColumn="0" w:lastColumn="0" w:oddVBand="0" w:evenVBand="0" w:oddHBand="1" w:evenHBand="0" w:firstRowFirstColumn="0" w:firstRowLastColumn="0" w:lastRowFirstColumn="0" w:lastRowLastColumn="0"/>
             </w:pPr>
             <w:r>
-              <w:t>/solr/books/select with edismax + facets + highlighting</w:t>
+              <w:t>/</w:t>
+            </w:r>
+            <w:proofErr w:type="spellStart"/>
+            <w:r>
+              <w:t>solr</w:t>
+            </w:r>
+            <w:proofErr w:type="spellEnd"/>
+            <w:r>
+              <w:t xml:space="preserve">/books/select with </w:t>
+            </w:r>
+            <w:proofErr w:type="spellStart"/>
+            <w:r>
+              <w:t>edismax</w:t>
+            </w:r>
+            <w:proofErr w:type="spellEnd"/>
+            <w:r>
+              <w:t xml:space="preserve"> + facets + highlighting</w:t>
             </w:r>
           </w:p>
         </w:tc>
@@ -1634,7 +2486,15 @@
           </w:tcPr>
           <w:p>
             <w:r>
-              <w:t>/api/suggest</w:t>
+              <w:t>/</w:t>
+            </w:r>
+            <w:proofErr w:type="spellStart"/>
+            <w:r>
+              <w:t>api</w:t>
+            </w:r>
+            <w:proofErr w:type="spellEnd"/>
+            <w:r>
+              <w:t>/suggest</w:t>
             </w:r>
           </w:p>
         </w:tc>
@@ -1647,7 +2507,23 @@
               <w:cnfStyle w:val="000000010000" w:firstRow="0" w:lastRow="0" w:firstColumn="0" w:lastColumn="0" w:oddVBand="0" w:evenVBand="0" w:oddHBand="0" w:evenHBand="1" w:firstRowFirstColumn="0" w:firstRowLastColumn="0" w:lastRowFirstColumn="0" w:lastRowLastColumn="0"/>
             </w:pPr>
             <w:r>
-              <w:t>/solr/books/select?q=suggest:&lt;term&gt;</w:t>
+              <w:t>/</w:t>
+            </w:r>
+            <w:proofErr w:type="spellStart"/>
+            <w:r>
+              <w:t>solr</w:t>
+            </w:r>
+            <w:proofErr w:type="spellEnd"/>
+            <w:r>
+              <w:t>/books/</w:t>
+            </w:r>
+            <w:proofErr w:type="spellStart"/>
+            <w:r>
+              <w:t>select?q</w:t>
+            </w:r>
+            <w:proofErr w:type="spellEnd"/>
+            <w:r>
+              <w:t>=suggest:&lt;term&gt;</w:t>
             </w:r>
           </w:p>
         </w:tc>
@@ -1659,8 +2535,13 @@
             <w:pPr>
               <w:cnfStyle w:val="000000010000" w:firstRow="0" w:lastRow="0" w:firstColumn="0" w:lastColumn="0" w:oddVBand="0" w:evenVBand="0" w:oddHBand="0" w:evenHBand="1" w:firstRowFirstColumn="0" w:firstRowLastColumn="0" w:lastRowFirstColumn="0" w:lastRowLastColumn="0"/>
             </w:pPr>
-            <w:r>
-              <w:t>EdgeNGram autocomplete</w:t>
+            <w:proofErr w:type="spellStart"/>
+            <w:r>
+              <w:t>EdgeNGram</w:t>
+            </w:r>
+            <w:proofErr w:type="spellEnd"/>
+            <w:r>
+              <w:t xml:space="preserve"> autocomplete</w:t>
             </w:r>
           </w:p>
         </w:tc>
@@ -1676,7 +2557,15 @@
           </w:tcPr>
           <w:p>
             <w:r>
-              <w:t>/api/cluster</w:t>
+              <w:t>/</w:t>
+            </w:r>
+            <w:proofErr w:type="spellStart"/>
+            <w:r>
+              <w:t>api</w:t>
+            </w:r>
+            <w:proofErr w:type="spellEnd"/>
+            <w:r>
+              <w:t>/cluster</w:t>
             </w:r>
           </w:p>
         </w:tc>
@@ -1688,8 +2577,21 @@
             <w:pPr>
               <w:cnfStyle w:val="000000100000" w:firstRow="0" w:lastRow="0" w:firstColumn="0" w:lastColumn="0" w:oddVBand="0" w:evenVBand="0" w:oddHBand="1" w:evenHBand="0" w:firstRowFirstColumn="0" w:firstRowLastColumn="0" w:lastRowFirstColumn="0" w:lastRowLastColumn="0"/>
             </w:pPr>
-            <w:r>
-              <w:t>Solr Admin /api/cluster</w:t>
+            <w:proofErr w:type="spellStart"/>
+            <w:r>
+              <w:t>Solr</w:t>
+            </w:r>
+            <w:proofErr w:type="spellEnd"/>
+            <w:r>
+              <w:t xml:space="preserve"> Admin /</w:t>
+            </w:r>
+            <w:proofErr w:type="spellStart"/>
+            <w:r>
+              <w:t>api</w:t>
+            </w:r>
+            <w:proofErr w:type="spellEnd"/>
+            <w:r>
+              <w:t>/cluster</w:t>
             </w:r>
           </w:p>
         </w:tc>
@@ -1710,11 +2612,35 @@
     </w:tbl>
     <w:p>
       <w:r>
-        <w:t xml:space="preserve">The single-page front-end (web_app/static/app.js + style.css) keeps a synchronised state object for the search query, current page, sort, page size, and the active facet selections. </w:t>
+        <w:t>The single-page front-end (</w:t>
+      </w:r>
+      <w:proofErr w:type="spellStart"/>
+      <w:r>
+        <w:t>web_app</w:t>
+      </w:r>
+      <w:proofErr w:type="spellEnd"/>
+      <w:r>
+        <w:t xml:space="preserve">/static/app.js + style.css) keeps a </w:t>
+      </w:r>
+      <w:proofErr w:type="spellStart"/>
+      <w:r>
+        <w:t>synchronised</w:t>
+      </w:r>
+      <w:proofErr w:type="spellEnd"/>
+      <w:r>
+        <w:t xml:space="preserve"> state object for the search query, current page, sort, page size, and the active facet selections. </w:t>
       </w:r>
       <w:r>
         <w:lastRenderedPageBreak/>
-        <w:t>Every change to that state triggers a fetch to /api/search; results are re-rendered client-side together with the facet sidebar, price histogram, and pagination.</w:t>
+        <w:t>Every change to that state triggers a fetch to /</w:t>
+      </w:r>
+      <w:proofErr w:type="spellStart"/>
+      <w:r>
+        <w:t>api</w:t>
+      </w:r>
+      <w:proofErr w:type="spellEnd"/>
+      <w:r>
+        <w:t>/search; results are re-rendered client-side together with the facet sidebar, price histogram, and pagination.</w:t>
       </w:r>
     </w:p>
     <w:p>
@@ -1835,7 +2761,25 @@
           <w:color w:val="555555"/>
           <w:sz w:val="18"/>
         </w:rPr>
-        <w:t>Figure: Free-text search for 'java' - eDisMax matches 2 books with title/description highlighted.</w:t>
+        <w:t xml:space="preserve">Figure: Free-text search for 'java' - </w:t>
+      </w:r>
+      <w:proofErr w:type="spellStart"/>
+      <w:r>
+        <w:rPr>
+          <w:i/>
+          <w:color w:val="555555"/>
+          <w:sz w:val="18"/>
+        </w:rPr>
+        <w:t>eDisMax</w:t>
+      </w:r>
+      <w:proofErr w:type="spellEnd"/>
+      <w:r>
+        <w:rPr>
+          <w:i/>
+          <w:color w:val="555555"/>
+          <w:sz w:val="18"/>
+        </w:rPr>
+        <w:t xml:space="preserve"> matches 2 books with title/description highlighted.</w:t>
       </w:r>
     </w:p>
     <w:p>
@@ -1948,7 +2892,43 @@
           <w:sz w:val="18"/>
         </w:rPr>
         <w:lastRenderedPageBreak/>
-        <w:t>Figure: Faceted filtering - clicking 'Software Engineering' applies fq=category:"Software Engineering".</w:t>
+        <w:t xml:space="preserve">Figure: Faceted filtering - clicking 'Software Engineering' applies </w:t>
+      </w:r>
+      <w:proofErr w:type="spellStart"/>
+      <w:r>
+        <w:rPr>
+          <w:i/>
+          <w:color w:val="555555"/>
+          <w:sz w:val="18"/>
+        </w:rPr>
+        <w:t>fq</w:t>
+      </w:r>
+      <w:proofErr w:type="spellEnd"/>
+      <w:r>
+        <w:rPr>
+          <w:i/>
+          <w:color w:val="555555"/>
+          <w:sz w:val="18"/>
+        </w:rPr>
+        <w:t>=</w:t>
+      </w:r>
+      <w:proofErr w:type="spellStart"/>
+      <w:r>
+        <w:rPr>
+          <w:i/>
+          <w:color w:val="555555"/>
+          <w:sz w:val="18"/>
+        </w:rPr>
+        <w:t>category:"Software</w:t>
+      </w:r>
+      <w:proofErr w:type="spellEnd"/>
+      <w:r>
+        <w:rPr>
+          <w:i/>
+          <w:color w:val="555555"/>
+          <w:sz w:val="18"/>
+        </w:rPr>
+        <w:t xml:space="preserve"> Engineering".</w:t>
       </w:r>
     </w:p>
     <w:p>
@@ -2003,7 +2983,43 @@
           <w:color w:val="555555"/>
           <w:sz w:val="18"/>
         </w:rPr>
-        <w:t>Figure: Autocomplete - typing 'rus' suggests 'Programming Rust' via the EdgeNGram suggest field.</w:t>
+        <w:t>Figure: Autocomplete - typing '</w:t>
+      </w:r>
+      <w:proofErr w:type="spellStart"/>
+      <w:r>
+        <w:rPr>
+          <w:i/>
+          <w:color w:val="555555"/>
+          <w:sz w:val="18"/>
+        </w:rPr>
+        <w:t>rus'</w:t>
+      </w:r>
+      <w:proofErr w:type="spellEnd"/>
+      <w:r>
+        <w:rPr>
+          <w:i/>
+          <w:color w:val="555555"/>
+          <w:sz w:val="18"/>
+        </w:rPr>
+        <w:t xml:space="preserve"> suggests 'Programming Rust' via the </w:t>
+      </w:r>
+      <w:proofErr w:type="spellStart"/>
+      <w:r>
+        <w:rPr>
+          <w:i/>
+          <w:color w:val="555555"/>
+          <w:sz w:val="18"/>
+        </w:rPr>
+        <w:t>EdgeNGram</w:t>
+      </w:r>
+      <w:proofErr w:type="spellEnd"/>
+      <w:r>
+        <w:rPr>
+          <w:i/>
+          <w:color w:val="555555"/>
+          <w:sz w:val="18"/>
+        </w:rPr>
+        <w:t xml:space="preserve"> suggest field.</w:t>
       </w:r>
     </w:p>
     <w:p>
@@ -2117,7 +3133,25 @@
           <w:sz w:val="18"/>
         </w:rPr>
         <w:lastRenderedPageBreak/>
-        <w:t>Figure: Rating slider drives fq=rating:[4.5 TO *].</w:t>
+        <w:t xml:space="preserve">Figure: Rating slider drives </w:t>
+      </w:r>
+      <w:proofErr w:type="spellStart"/>
+      <w:r>
+        <w:rPr>
+          <w:i/>
+          <w:color w:val="555555"/>
+          <w:sz w:val="18"/>
+        </w:rPr>
+        <w:t>fq</w:t>
+      </w:r>
+      <w:proofErr w:type="spellEnd"/>
+      <w:r>
+        <w:rPr>
+          <w:i/>
+          <w:color w:val="555555"/>
+          <w:sz w:val="18"/>
+        </w:rPr>
+        <w:t>=rating:[4.5 TO *].</w:t>
       </w:r>
     </w:p>
     <w:p>
@@ -2231,7 +3265,25 @@
           <w:sz w:val="18"/>
         </w:rPr>
         <w:lastRenderedPageBreak/>
-        <w:t>Figure: Pagination control with page-size selector and prev/next buttons.</w:t>
+        <w:t xml:space="preserve">Figure: Pagination control with page-size selector and </w:t>
+      </w:r>
+      <w:proofErr w:type="spellStart"/>
+      <w:r>
+        <w:rPr>
+          <w:i/>
+          <w:color w:val="555555"/>
+          <w:sz w:val="18"/>
+        </w:rPr>
+        <w:t>prev</w:t>
+      </w:r>
+      <w:proofErr w:type="spellEnd"/>
+      <w:r>
+        <w:rPr>
+          <w:i/>
+          <w:color w:val="555555"/>
+          <w:sz w:val="18"/>
+        </w:rPr>
+        <w:t>/next buttons.</w:t>
       </w:r>
     </w:p>
     <w:p>
@@ -2286,7 +3338,25 @@
           <w:color w:val="555555"/>
           <w:sz w:val="18"/>
         </w:rPr>
-        <w:t>Figure: Solr Admin: cluster nodes view - books collection's replicas distributed across both nodes.</w:t>
+        <w:t xml:space="preserve">Figure: </w:t>
+      </w:r>
+      <w:proofErr w:type="spellStart"/>
+      <w:r>
+        <w:rPr>
+          <w:i/>
+          <w:color w:val="555555"/>
+          <w:sz w:val="18"/>
+        </w:rPr>
+        <w:t>Solr</w:t>
+      </w:r>
+      <w:proofErr w:type="spellEnd"/>
+      <w:r>
+        <w:rPr>
+          <w:i/>
+          <w:color w:val="555555"/>
+          <w:sz w:val="18"/>
+        </w:rPr>
+        <w:t xml:space="preserve"> Admin: cluster nodes view - books collection's replicas distributed across both nodes.</w:t>
       </w:r>
     </w:p>
     <w:p>
@@ -2342,7 +3412,25 @@
           <w:color w:val="555555"/>
           <w:sz w:val="18"/>
         </w:rPr>
-        <w:t>Figure: Solr Admin: built-in /select query console for the books collection.</w:t>
+        <w:t xml:space="preserve">Figure: </w:t>
+      </w:r>
+      <w:proofErr w:type="spellStart"/>
+      <w:r>
+        <w:rPr>
+          <w:i/>
+          <w:color w:val="555555"/>
+          <w:sz w:val="18"/>
+        </w:rPr>
+        <w:t>Solr</w:t>
+      </w:r>
+      <w:proofErr w:type="spellEnd"/>
+      <w:r>
+        <w:rPr>
+          <w:i/>
+          <w:color w:val="555555"/>
+          <w:sz w:val="18"/>
+        </w:rPr>
+        <w:t xml:space="preserve"> Admin: built-in /select query console for the books collection.</w:t>
       </w:r>
     </w:p>
     <w:p>
@@ -2398,7 +3486,25 @@
           <w:color w:val="555555"/>
           <w:sz w:val="18"/>
         </w:rPr>
-        <w:t>Figure: Solr Admin: schema browser - confirms our explicit field definitions.</w:t>
+        <w:t xml:space="preserve">Figure: </w:t>
+      </w:r>
+      <w:proofErr w:type="spellStart"/>
+      <w:r>
+        <w:rPr>
+          <w:i/>
+          <w:color w:val="555555"/>
+          <w:sz w:val="18"/>
+        </w:rPr>
+        <w:t>Solr</w:t>
+      </w:r>
+      <w:proofErr w:type="spellEnd"/>
+      <w:r>
+        <w:rPr>
+          <w:i/>
+          <w:color w:val="555555"/>
+          <w:sz w:val="18"/>
+        </w:rPr>
+        <w:t xml:space="preserve"> Admin: schema browser - confirms our explicit field definitions.</w:t>
       </w:r>
     </w:p>
     <w:p>
@@ -2455,7 +3561,61 @@
           <w:sz w:val="18"/>
         </w:rPr>
         <w:lastRenderedPageBreak/>
-        <w:t>Figure: Raw JSON response from /select?q=systems&amp;hl=true&amp;facet=true with markup snippets.</w:t>
+        <w:t>Figure: Raw JSON response from /</w:t>
+      </w:r>
+      <w:proofErr w:type="spellStart"/>
+      <w:r>
+        <w:rPr>
+          <w:i/>
+          <w:color w:val="555555"/>
+          <w:sz w:val="18"/>
+        </w:rPr>
+        <w:t>select?q</w:t>
+      </w:r>
+      <w:proofErr w:type="spellEnd"/>
+      <w:r>
+        <w:rPr>
+          <w:i/>
+          <w:color w:val="555555"/>
+          <w:sz w:val="18"/>
+        </w:rPr>
+        <w:t>=</w:t>
+      </w:r>
+      <w:proofErr w:type="spellStart"/>
+      <w:r>
+        <w:rPr>
+          <w:i/>
+          <w:color w:val="555555"/>
+          <w:sz w:val="18"/>
+        </w:rPr>
+        <w:t>systems&amp;hl</w:t>
+      </w:r>
+      <w:proofErr w:type="spellEnd"/>
+      <w:r>
+        <w:rPr>
+          <w:i/>
+          <w:color w:val="555555"/>
+          <w:sz w:val="18"/>
+        </w:rPr>
+        <w:t>=</w:t>
+      </w:r>
+      <w:proofErr w:type="spellStart"/>
+      <w:r>
+        <w:rPr>
+          <w:i/>
+          <w:color w:val="555555"/>
+          <w:sz w:val="18"/>
+        </w:rPr>
+        <w:t>true&amp;facet</w:t>
+      </w:r>
+      <w:proofErr w:type="spellEnd"/>
+      <w:r>
+        <w:rPr>
+          <w:i/>
+          <w:color w:val="555555"/>
+          <w:sz w:val="18"/>
+        </w:rPr>
+        <w:t>=true with markup snippets.</w:t>
       </w:r>
     </w:p>
     <w:p>
@@ -2467,8 +3627,53 @@
       </w:r>
     </w:p>
     <w:p>
-      <w:r>
-        <w:t>Solr's QTime for every measured query stayed between 5 ms and 30 ms even when the request fanned out to both shards. This is consistent with the corpus size (40 documents, ~8 KB index) and the in-memory filter cache - subsequent requests with the same fq parameters were regularly served in &lt;10 ms. A summary of latencies captured by queries/run_queries.py is reproduced below:</w:t>
+      <w:proofErr w:type="spellStart"/>
+      <w:r>
+        <w:t>Solr's</w:t>
+      </w:r>
+      <w:proofErr w:type="spellEnd"/>
+      <w:r>
+        <w:t xml:space="preserve"> </w:t>
+      </w:r>
+      <w:proofErr w:type="spellStart"/>
+      <w:r>
+        <w:t>QTime</w:t>
+      </w:r>
+      <w:proofErr w:type="spellEnd"/>
+      <w:r>
+        <w:t xml:space="preserve"> for every measured query stayed between 5 </w:t>
+      </w:r>
+      <w:proofErr w:type="spellStart"/>
+      <w:r>
+        <w:t>ms</w:t>
+      </w:r>
+      <w:proofErr w:type="spellEnd"/>
+      <w:r>
+        <w:t xml:space="preserve"> and 30 </w:t>
+      </w:r>
+      <w:proofErr w:type="spellStart"/>
+      <w:r>
+        <w:t>ms</w:t>
+      </w:r>
+      <w:proofErr w:type="spellEnd"/>
+      <w:r>
+        <w:t xml:space="preserve"> even when the request fanned out to both shards. This is consistent with the corpus size (40 documents, ~8 KB index) and the in-memory filter cache - subsequent requests with the same </w:t>
+      </w:r>
+      <w:proofErr w:type="spellStart"/>
+      <w:r>
+        <w:t>fq</w:t>
+      </w:r>
+      <w:proofErr w:type="spellEnd"/>
+      <w:r>
+        <w:t xml:space="preserve"> parameters were regularly served in &lt;10 </w:t>
+      </w:r>
+      <w:proofErr w:type="spellStart"/>
+      <w:r>
+        <w:t>ms.</w:t>
+      </w:r>
+      <w:proofErr w:type="spellEnd"/>
+      <w:r>
+        <w:t xml:space="preserve"> A summary of latencies captured by queries/run_queries.py is reproduced below:</w:t>
       </w:r>
     </w:p>
     <w:tbl>
@@ -2505,8 +3710,21 @@
             <w:pPr>
               <w:cnfStyle w:val="100000000000" w:firstRow="1" w:lastRow="0" w:firstColumn="0" w:lastColumn="0" w:oddVBand="0" w:evenVBand="0" w:oddHBand="0" w:evenHBand="0" w:firstRowFirstColumn="0" w:firstRowLastColumn="0" w:lastRowFirstColumn="0" w:lastRowLastColumn="0"/>
             </w:pPr>
-            <w:r>
-              <w:t>QTime (ms)</w:t>
+            <w:proofErr w:type="spellStart"/>
+            <w:r>
+              <w:t>QTime</w:t>
+            </w:r>
+            <w:proofErr w:type="spellEnd"/>
+            <w:r>
+              <w:t xml:space="preserve"> (</w:t>
+            </w:r>
+            <w:proofErr w:type="spellStart"/>
+            <w:r>
+              <w:t>ms</w:t>
+            </w:r>
+            <w:proofErr w:type="spellEnd"/>
+            <w:r>
+              <w:t>)</w:t>
             </w:r>
           </w:p>
         </w:tc>
@@ -2518,9 +3736,11 @@
             <w:pPr>
               <w:cnfStyle w:val="100000000000" w:firstRow="1" w:lastRow="0" w:firstColumn="0" w:lastColumn="0" w:oddVBand="0" w:evenVBand="0" w:oddHBand="0" w:evenHBand="0" w:firstRowFirstColumn="0" w:firstRowLastColumn="0" w:lastRowFirstColumn="0" w:lastRowLastColumn="0"/>
             </w:pPr>
+            <w:proofErr w:type="spellStart"/>
             <w:r>
               <w:t>numFound</w:t>
             </w:r>
+            <w:proofErr w:type="spellEnd"/>
           </w:p>
         </w:tc>
       </w:tr>
@@ -2577,7 +3797,15 @@
           </w:tcPr>
           <w:p>
             <w:r>
-              <w:t>Q2  edismax 'java' boosted</w:t>
+              <w:t xml:space="preserve">Q2  </w:t>
+            </w:r>
+            <w:proofErr w:type="spellStart"/>
+            <w:r>
+              <w:t>edismax</w:t>
+            </w:r>
+            <w:proofErr w:type="spellEnd"/>
+            <w:r>
+              <w:t xml:space="preserve"> 'java' boosted</w:t>
             </w:r>
           </w:p>
         </w:tc>
@@ -2661,7 +3889,15 @@
           </w:tcPr>
           <w:p>
             <w:r>
-              <w:t>Q4  wildcard title:Pyth*</w:t>
+              <w:t xml:space="preserve">Q4  wildcard </w:t>
+            </w:r>
+            <w:proofErr w:type="spellStart"/>
+            <w:r>
+              <w:t>title:Pyth</w:t>
+            </w:r>
+            <w:proofErr w:type="spellEnd"/>
+            <w:r>
+              <w:t>*</w:t>
             </w:r>
           </w:p>
         </w:tc>
@@ -2745,7 +3981,15 @@
           </w:tcPr>
           <w:p>
             <w:r>
-              <w:t>Q6  date range publish_date&gt;=2018</w:t>
+              <w:t xml:space="preserve">Q6  date range </w:t>
+            </w:r>
+            <w:proofErr w:type="spellStart"/>
+            <w:r>
+              <w:t>publish_date</w:t>
+            </w:r>
+            <w:proofErr w:type="spellEnd"/>
+            <w:r>
+              <w:t>&gt;=2018</w:t>
             </w:r>
           </w:p>
         </w:tc>
@@ -2787,7 +4031,23 @@
           </w:tcPr>
           <w:p>
             <w:r>
-              <w:t>Q7  boolean filter (in_stock &amp; 4.5+)</w:t>
+              <w:t xml:space="preserve">Q7  </w:t>
+            </w:r>
+            <w:proofErr w:type="spellStart"/>
+            <w:r>
+              <w:t>boolean</w:t>
+            </w:r>
+            <w:proofErr w:type="spellEnd"/>
+            <w:r>
+              <w:t xml:space="preserve"> filter (</w:t>
+            </w:r>
+            <w:proofErr w:type="spellStart"/>
+            <w:r>
+              <w:t>in_stock</w:t>
+            </w:r>
+            <w:proofErr w:type="spellEnd"/>
+            <w:r>
+              <w:t xml:space="preserve"> &amp; 4.5+)</w:t>
             </w:r>
           </w:p>
         </w:tc>
@@ -3157,7 +4417,39 @@
     </w:tbl>
     <w:p>
       <w:r>
-        <w:t>Accuracy was validated by spot-checking results: edismax with qf=title^4 description^2 ... correctly ranked Effective Java above Lucene in Action when q=java because the title match dominates the score. Similarly, the in_stock pill on the Pattern Recognition and Machine Learning hit reflects the explicit in_stock=false in the JSON source.</w:t>
+        <w:t xml:space="preserve">Accuracy was validated by spot-checking results: </w:t>
+      </w:r>
+      <w:proofErr w:type="spellStart"/>
+      <w:r>
+        <w:t>edismax</w:t>
+      </w:r>
+      <w:proofErr w:type="spellEnd"/>
+      <w:r>
+        <w:t xml:space="preserve"> with </w:t>
+      </w:r>
+      <w:proofErr w:type="spellStart"/>
+      <w:r>
+        <w:t>qf</w:t>
+      </w:r>
+      <w:proofErr w:type="spellEnd"/>
+      <w:r>
+        <w:t xml:space="preserve">=title^4 description^2 ... correctly ranked Effective Java above Lucene in Action when q=java because the title match dominates the score. Similarly, the </w:t>
+      </w:r>
+      <w:proofErr w:type="spellStart"/>
+      <w:r>
+        <w:t>in_stock</w:t>
+      </w:r>
+      <w:proofErr w:type="spellEnd"/>
+      <w:r>
+        <w:t xml:space="preserve"> pill on the Pattern Recognition and Machine Learning hit reflects the explicit </w:t>
+      </w:r>
+      <w:proofErr w:type="spellStart"/>
+      <w:r>
+        <w:t>in_stock</w:t>
+      </w:r>
+      <w:proofErr w:type="spellEnd"/>
+      <w:r>
+        <w:t>=false in the JSON source.</w:t>
       </w:r>
     </w:p>
     <w:p>
@@ -3169,8 +4461,13 @@
       <w:pPr>
         <w:pStyle w:val="ListBullet"/>
       </w:pPr>
-      <w:r>
-        <w:t>text_en (stemmed) is robust to inflections - q=design also matches 'designing' and 'designed'.</w:t>
+      <w:proofErr w:type="spellStart"/>
+      <w:r>
+        <w:t>text_en</w:t>
+      </w:r>
+      <w:proofErr w:type="spellEnd"/>
+      <w:r>
+        <w:t xml:space="preserve"> (stemmed) is robust to inflections - q=design also matches 'designing' and 'designed'.</w:t>
       </w:r>
     </w:p>
     <w:p>
@@ -3178,23 +4475,49 @@
         <w:pStyle w:val="ListBullet"/>
       </w:pPr>
       <w:r>
-        <w:t>string fields (category, publisher, tags) yield zero-cost facets via docValues=true.</w:t>
+        <w:t xml:space="preserve">string fields (category, publisher, tags) yield zero-cost facets via </w:t>
+      </w:r>
+      <w:proofErr w:type="spellStart"/>
+      <w:r>
+        <w:t>docValues</w:t>
+      </w:r>
+      <w:proofErr w:type="spellEnd"/>
+      <w:r>
+        <w:t>=true.</w:t>
       </w:r>
     </w:p>
     <w:p>
       <w:pPr>
         <w:pStyle w:val="ListBullet"/>
       </w:pPr>
-      <w:r>
-        <w:t>pfloat / pdate (point-based numeric/date) deliver fast range queries and range-faceting (price histogram).</w:t>
+      <w:proofErr w:type="spellStart"/>
+      <w:r>
+        <w:t>pfloat</w:t>
+      </w:r>
+      <w:proofErr w:type="spellEnd"/>
+      <w:r>
+        <w:t xml:space="preserve"> / </w:t>
+      </w:r>
+      <w:proofErr w:type="spellStart"/>
+      <w:r>
+        <w:t>pdate</w:t>
+      </w:r>
+      <w:proofErr w:type="spellEnd"/>
+      <w:r>
+        <w:t xml:space="preserve"> (point-based numeric/date) deliver fast range queries and range-faceting (price histogram).</w:t>
       </w:r>
     </w:p>
     <w:p>
       <w:pPr>
         <w:pStyle w:val="ListBullet"/>
       </w:pPr>
-      <w:r>
-        <w:t>EdgeNGram on the suggest field gives instant type-ahead at any prefix length &gt;=2.</w:t>
+      <w:proofErr w:type="spellStart"/>
+      <w:r>
+        <w:t>EdgeNGram</w:t>
+      </w:r>
+      <w:proofErr w:type="spellEnd"/>
+      <w:r>
+        <w:t xml:space="preserve"> on the suggest field gives instant type-ahead at any prefix length &gt;=2.</w:t>
       </w:r>
     </w:p>
     <w:p>
@@ -3202,7 +4525,31 @@
         <w:pStyle w:val="ListBullet"/>
       </w:pPr>
       <w:r>
-        <w:t>The unified highlighter requires storeOffsetsWithPositions=true; setting termVectors alone is not enough on Solr 10.</w:t>
+        <w:t xml:space="preserve">The unified highlighter requires </w:t>
+      </w:r>
+      <w:proofErr w:type="spellStart"/>
+      <w:r>
+        <w:t>storeOffsetsWithPositions</w:t>
+      </w:r>
+      <w:proofErr w:type="spellEnd"/>
+      <w:r>
+        <w:t xml:space="preserve">=true; setting </w:t>
+      </w:r>
+      <w:proofErr w:type="spellStart"/>
+      <w:r>
+        <w:t>termVectors</w:t>
+      </w:r>
+      <w:proofErr w:type="spellEnd"/>
+      <w:r>
+        <w:t xml:space="preserve"> alone is not enough on </w:t>
+      </w:r>
+      <w:proofErr w:type="spellStart"/>
+      <w:r>
+        <w:t>Solr</w:t>
+      </w:r>
+      <w:proofErr w:type="spellEnd"/>
+      <w:r>
+        <w:t xml:space="preserve"> 10.</w:t>
       </w:r>
     </w:p>
     <w:p>
@@ -3263,8 +4610,21 @@
             <w:tcW w:w="4320" w:type="dxa"/>
           </w:tcPr>
           <w:p>
-            <w:r>
-              <w:t>Solr 10 dropped the -c flag for SolrCloud mode.</w:t>
+            <w:proofErr w:type="spellStart"/>
+            <w:r>
+              <w:t>Solr</w:t>
+            </w:r>
+            <w:proofErr w:type="spellEnd"/>
+            <w:r>
+              <w:t xml:space="preserve"> 10 dropped the -c flag for </w:t>
+            </w:r>
+            <w:proofErr w:type="spellStart"/>
+            <w:r>
+              <w:t>SolrCloud</w:t>
+            </w:r>
+            <w:proofErr w:type="spellEnd"/>
+            <w:r>
+              <w:t xml:space="preserve"> mode.</w:t>
             </w:r>
           </w:p>
         </w:tc>
@@ -3277,7 +4637,15 @@
               <w:cnfStyle w:val="000000100000" w:firstRow="0" w:lastRow="0" w:firstColumn="0" w:lastColumn="0" w:oddVBand="0" w:evenVBand="0" w:oddHBand="1" w:evenHBand="0" w:firstRowFirstColumn="0" w:firstRowLastColumn="0" w:lastRowFirstColumn="0" w:lastRowLastColumn="0"/>
             </w:pPr>
             <w:r>
-              <w:t>Used the new default behaviour: -c is implicit; --user-managed enables standalone mode.</w:t>
+              <w:t xml:space="preserve">Used the new default </w:t>
+            </w:r>
+            <w:proofErr w:type="spellStart"/>
+            <w:r>
+              <w:t>behaviour</w:t>
+            </w:r>
+            <w:proofErr w:type="spellEnd"/>
+            <w:r>
+              <w:t>: -c is implicit; --user-managed enables standalone mode.</w:t>
             </w:r>
           </w:p>
         </w:tc>
@@ -3293,7 +4661,23 @@
           </w:tcPr>
           <w:p>
             <w:r>
-              <w:t>Collection CREATE failed with 'fieldType booleans not found'.</w:t>
+              <w:t>Collection CREATE failed with '</w:t>
+            </w:r>
+            <w:proofErr w:type="spellStart"/>
+            <w:r>
+              <w:t>fieldType</w:t>
+            </w:r>
+            <w:proofErr w:type="spellEnd"/>
+            <w:r>
+              <w:t xml:space="preserve"> </w:t>
+            </w:r>
+            <w:proofErr w:type="spellStart"/>
+            <w:r>
+              <w:t>booleans</w:t>
+            </w:r>
+            <w:proofErr w:type="spellEnd"/>
+            <w:r>
+              <w:t xml:space="preserve"> not found'.</w:t>
             </w:r>
           </w:p>
         </w:tc>
@@ -3306,7 +4690,23 @@
               <w:cnfStyle w:val="000000010000" w:firstRow="0" w:lastRow="0" w:firstColumn="0" w:lastColumn="0" w:oddVBand="0" w:evenVBand="0" w:oddHBand="0" w:evenHBand="1" w:firstRowFirstColumn="0" w:firstRowLastColumn="0" w:lastRowFirstColumn="0" w:lastRowLastColumn="0"/>
             </w:pPr>
             <w:r>
-              <w:t>Removed AddSchemaFieldsUpdateProcessorFactory (and its update-chain) from solrconfig.xml; we use an explicit schema so schemaless field-creation isn't required.</w:t>
+              <w:t xml:space="preserve">Removed </w:t>
+            </w:r>
+            <w:proofErr w:type="spellStart"/>
+            <w:r>
+              <w:t>AddSchemaFieldsUpdateProcessorFactory</w:t>
+            </w:r>
+            <w:proofErr w:type="spellEnd"/>
+            <w:r>
+              <w:t xml:space="preserve"> (and its update-chain) from solrconfig.xml; we use an explicit schema so </w:t>
+            </w:r>
+            <w:proofErr w:type="spellStart"/>
+            <w:r>
+              <w:t>schemaless</w:t>
+            </w:r>
+            <w:proofErr w:type="spellEnd"/>
+            <w:r>
+              <w:t xml:space="preserve"> field-creation isn't required.</w:t>
             </w:r>
           </w:p>
         </w:tc>
@@ -3335,7 +4735,15 @@
               <w:cnfStyle w:val="000000100000" w:firstRow="0" w:lastRow="0" w:firstColumn="0" w:lastColumn="0" w:oddVBand="0" w:evenVBand="0" w:oddHBand="1" w:evenHBand="0" w:firstRowFirstColumn="0" w:firstRowLastColumn="0" w:lastRowFirstColumn="0" w:lastRowLastColumn="0"/>
             </w:pPr>
             <w:r>
-              <w:t>Added storeOffsetsWithPositions=true to title and description, deleted and re-created the collection so the new index options applied.</w:t>
+              <w:t xml:space="preserve">Added </w:t>
+            </w:r>
+            <w:proofErr w:type="spellStart"/>
+            <w:r>
+              <w:t>storeOffsetsWithPositions</w:t>
+            </w:r>
+            <w:proofErr w:type="spellEnd"/>
+            <w:r>
+              <w:t>=true to title and description, deleted and re-created the collection so the new index options applied.</w:t>
             </w:r>
           </w:p>
         </w:tc>
@@ -3364,7 +4772,39 @@
               <w:cnfStyle w:val="000000010000" w:firstRow="0" w:lastRow="0" w:firstColumn="0" w:lastColumn="0" w:oddVBand="0" w:evenVBand="0" w:oddHBand="0" w:evenHBand="1" w:firstRowFirstColumn="0" w:firstRowLastColumn="0" w:lastRowFirstColumn="0" w:lastRowLastColumn="0"/>
             </w:pPr>
             <w:r>
-              <w:t>Defined a catch-all 'text' field via copyField sources, and changed the /select handler default to df=text plus edismax qf for relevance tuning.</w:t>
+              <w:t xml:space="preserve">Defined a catch-all 'text' field via </w:t>
+            </w:r>
+            <w:proofErr w:type="spellStart"/>
+            <w:r>
+              <w:t>copyField</w:t>
+            </w:r>
+            <w:proofErr w:type="spellEnd"/>
+            <w:r>
+              <w:t xml:space="preserve"> sources, and changed the /select handler default to </w:t>
+            </w:r>
+            <w:proofErr w:type="spellStart"/>
+            <w:r>
+              <w:t>df</w:t>
+            </w:r>
+            <w:proofErr w:type="spellEnd"/>
+            <w:r>
+              <w:t xml:space="preserve">=text plus </w:t>
+            </w:r>
+            <w:proofErr w:type="spellStart"/>
+            <w:r>
+              <w:t>edismax</w:t>
+            </w:r>
+            <w:proofErr w:type="spellEnd"/>
+            <w:r>
+              <w:t xml:space="preserve"> </w:t>
+            </w:r>
+            <w:proofErr w:type="spellStart"/>
+            <w:r>
+              <w:t>qf</w:t>
+            </w:r>
+            <w:proofErr w:type="spellEnd"/>
+            <w:r>
+              <w:t xml:space="preserve"> for relevance tuning.</w:t>
             </w:r>
           </w:p>
         </w:tc>
@@ -3380,7 +4820,23 @@
           </w:tcPr>
           <w:p>
             <w:r>
-              <w:t>Single-threaded Flask dev server occasionally stalled the next /api/search behind a slow /api/cluster.</w:t>
+              <w:t>Single-threaded Flask dev server occasionally stalled the next /</w:t>
+            </w:r>
+            <w:proofErr w:type="spellStart"/>
+            <w:r>
+              <w:t>api</w:t>
+            </w:r>
+            <w:proofErr w:type="spellEnd"/>
+            <w:r>
+              <w:t>/search behind a slow /</w:t>
+            </w:r>
+            <w:proofErr w:type="spellStart"/>
+            <w:r>
+              <w:t>api</w:t>
+            </w:r>
+            <w:proofErr w:type="spellEnd"/>
+            <w:r>
+              <w:t>/cluster.</w:t>
             </w:r>
           </w:p>
         </w:tc>
@@ -3409,12 +4865,84 @@
     </w:p>
     <w:p>
       <w:r>
-        <w:t>We delivered an end-to-end Apache Solr 10 search stack: a two-node SolrCloud cluster with two-shard, two-replica replication; a custom configset that exercises eight field types; a 40-document books catalogue indexed in two formats; twenty documented query patterns covering every major Solr feature (boolean, range, phrase, wildcard, facet, range-facet, highlighting, grouping, stats, spellcheck, deep paging); and a responsive Flask web UI that consumes those features through three small JSON endpoints. Both functional correctness and sub-30 ms latency targets were met for every documented query.</w:t>
+        <w:t xml:space="preserve">We delivered an end-to-end Apache </w:t>
+      </w:r>
+      <w:proofErr w:type="spellStart"/>
+      <w:r>
+        <w:t>Solr</w:t>
+      </w:r>
+      <w:proofErr w:type="spellEnd"/>
+      <w:r>
+        <w:t xml:space="preserve"> 10 search stack: a two-node </w:t>
+      </w:r>
+      <w:proofErr w:type="spellStart"/>
+      <w:r>
+        <w:t>SolrCloud</w:t>
+      </w:r>
+      <w:proofErr w:type="spellEnd"/>
+      <w:r>
+        <w:t xml:space="preserve"> cluster with two-shard, two-replica replication; a custom </w:t>
+      </w:r>
+      <w:proofErr w:type="spellStart"/>
+      <w:r>
+        <w:t>configset</w:t>
+      </w:r>
+      <w:proofErr w:type="spellEnd"/>
+      <w:r>
+        <w:t xml:space="preserve"> that exercises eight field types; a 40-document books catalogue indexed in two formats; twenty documented query patterns covering every major </w:t>
+      </w:r>
+      <w:proofErr w:type="spellStart"/>
+      <w:r>
+        <w:t>Solr</w:t>
+      </w:r>
+      <w:proofErr w:type="spellEnd"/>
+      <w:r>
+        <w:t xml:space="preserve"> feature (</w:t>
+      </w:r>
+      <w:proofErr w:type="spellStart"/>
+      <w:r>
+        <w:t>boolean</w:t>
+      </w:r>
+      <w:proofErr w:type="spellEnd"/>
+      <w:r>
+        <w:t xml:space="preserve">, range, phrase, wildcard, facet, range-facet, highlighting, grouping, stats, spellcheck, deep paging); and a responsive Flask web UI that consumes those features through three small JSON endpoints. Both functional correctness and sub-30 </w:t>
+      </w:r>
+      <w:proofErr w:type="spellStart"/>
+      <w:r>
+        <w:t>ms</w:t>
+      </w:r>
+      <w:proofErr w:type="spellEnd"/>
+      <w:r>
+        <w:t xml:space="preserve"> latency targets were met for every documented query.</w:t>
       </w:r>
     </w:p>
     <w:p>
       <w:r>
-        <w:t>The exercise demonstrates that Solr's combination of an explicit schema, edismax relevance tuning, copyField composition, the unified highlighter, and built-in faceting is sufficient to power a production-grade search experience with very little custom server-side code.</w:t>
+        <w:t xml:space="preserve">The exercise demonstrates that </w:t>
+      </w:r>
+      <w:proofErr w:type="spellStart"/>
+      <w:r>
+        <w:t>Solr's</w:t>
+      </w:r>
+      <w:proofErr w:type="spellEnd"/>
+      <w:r>
+        <w:t xml:space="preserve"> combination of an explicit schema, </w:t>
+      </w:r>
+      <w:proofErr w:type="spellStart"/>
+      <w:r>
+        <w:t>edismax</w:t>
+      </w:r>
+      <w:proofErr w:type="spellEnd"/>
+      <w:r>
+        <w:t xml:space="preserve"> relevance tuning, </w:t>
+      </w:r>
+      <w:proofErr w:type="spellStart"/>
+      <w:r>
+        <w:t>copyField</w:t>
+      </w:r>
+      <w:proofErr w:type="spellEnd"/>
+      <w:r>
+        <w:t xml:space="preserve"> composition, the unified highlighter, and built-in faceting is sufficient to power a production-grade search experience with very little custom server-side code.</w:t>
       </w:r>
     </w:p>
     <w:p>
@@ -3422,19 +4950,62 @@
         <w:pStyle w:val="Heading1"/>
       </w:pPr>
       <w:r>
-        <w:t>9. Repository Layout</w:t>
+        <w:t>9</w:t>
+      </w:r>
+      <w:r>
+        <w:t xml:space="preserve">. </w:t>
+      </w:r>
+      <w:proofErr w:type="spellStart"/>
+      <w:r>
+        <w:t>Github</w:t>
+      </w:r>
+      <w:proofErr w:type="spellEnd"/>
+      <w:r>
+        <w:t xml:space="preserve"> Repo Link</w:t>
+      </w:r>
+    </w:p>
+    <w:p>
+      <w:hyperlink r:id="rId19" w:history="1">
+        <w:r>
+          <w:rPr>
+            <w:rStyle w:val="Hyperlink"/>
+          </w:rPr>
+          <w:t>https://github.com/mahmed005/PDC-Open-Ended-Lab</w:t>
+        </w:r>
+      </w:hyperlink>
+    </w:p>
+    <w:p/>
+    <w:p>
+      <w:pPr>
+        <w:pStyle w:val="Heading1"/>
+      </w:pPr>
+      <w:r>
+        <w:lastRenderedPageBreak/>
+        <w:t>10</w:t>
+      </w:r>
+      <w:r>
+        <w:t>. Repository Layout</w:t>
       </w:r>
     </w:p>
     <w:p>
       <w:pPr>
         <w:ind w:left="432"/>
       </w:pPr>
+      <w:proofErr w:type="spellStart"/>
       <w:r>
         <w:rPr>
           <w:rFonts w:ascii="Consolas" w:hAnsi="Consolas"/>
           <w:sz w:val="18"/>
         </w:rPr>
-        <w:t>pdc-open-ended-lab/</w:t>
+        <w:t>pdc</w:t>
+      </w:r>
+      <w:proofErr w:type="spellEnd"/>
+      <w:r>
+        <w:rPr>
+          <w:rFonts w:ascii="Consolas" w:hAnsi="Consolas"/>
+          <w:sz w:val="18"/>
+        </w:rPr>
+        <w:t>-open-ended-lab/</w:t>
       </w:r>
       <w:r>
         <w:rPr>
@@ -3466,7 +5037,23 @@
           <w:sz w:val="18"/>
         </w:rPr>
         <w:br/>
-        <w:t>│   ├── books.json                 &lt;- canonical 40-record dataset</w:t>
+        <w:t xml:space="preserve">│   ├── </w:t>
+      </w:r>
+      <w:proofErr w:type="spellStart"/>
+      <w:r>
+        <w:rPr>
+          <w:rFonts w:ascii="Consolas" w:hAnsi="Consolas"/>
+          <w:sz w:val="18"/>
+        </w:rPr>
+        <w:t>books.json</w:t>
+      </w:r>
+      <w:proofErr w:type="spellEnd"/>
+      <w:r>
+        <w:rPr>
+          <w:rFonts w:ascii="Consolas" w:hAnsi="Consolas"/>
+          <w:sz w:val="18"/>
+        </w:rPr>
+        <w:t xml:space="preserve">                 &lt;- canonical 40-record dataset</w:t>
       </w:r>
       <w:r>
         <w:rPr>
@@ -3482,7 +5069,23 @@
           <w:sz w:val="18"/>
         </w:rPr>
         <w:br/>
-        <w:t>│   ├── generate_csv.py            &lt;- json -&gt; csv converter</w:t>
+        <w:t xml:space="preserve">│   ├── generate_csv.py            &lt;- </w:t>
+      </w:r>
+      <w:proofErr w:type="spellStart"/>
+      <w:r>
+        <w:rPr>
+          <w:rFonts w:ascii="Consolas" w:hAnsi="Consolas"/>
+          <w:sz w:val="18"/>
+        </w:rPr>
+        <w:t>json</w:t>
+      </w:r>
+      <w:proofErr w:type="spellEnd"/>
+      <w:r>
+        <w:rPr>
+          <w:rFonts w:ascii="Consolas" w:hAnsi="Consolas"/>
+          <w:sz w:val="18"/>
+        </w:rPr>
+        <w:t xml:space="preserve"> -&gt; csv converter</w:t>
       </w:r>
       <w:r>
         <w:rPr>
@@ -3498,14 +5101,23 @@
           <w:sz w:val="18"/>
         </w:rPr>
         <w:br/>
-      </w:r>
+        <w:t xml:space="preserve">├── </w:t>
+      </w:r>
+      <w:proofErr w:type="spellStart"/>
       <w:r>
         <w:rPr>
           <w:rFonts w:ascii="Consolas" w:hAnsi="Consolas"/>
           <w:sz w:val="18"/>
         </w:rPr>
-        <w:lastRenderedPageBreak/>
-        <w:t>├── configset/conf/</w:t>
+        <w:t>configset</w:t>
+      </w:r>
+      <w:proofErr w:type="spellEnd"/>
+      <w:r>
+        <w:rPr>
+          <w:rFonts w:ascii="Consolas" w:hAnsi="Consolas"/>
+          <w:sz w:val="18"/>
+        </w:rPr>
+        <w:t>/conf/</w:t>
       </w:r>
       <w:r>
         <w:rPr>
@@ -3521,7 +5133,23 @@
           <w:sz w:val="18"/>
         </w:rPr>
         <w:br/>
-        <w:t>│   ├── solrconfig.xml             &lt;- /select tuned for edismax + highlighter</w:t>
+        <w:t xml:space="preserve">│   ├── solrconfig.xml             &lt;- /select tuned for </w:t>
+      </w:r>
+      <w:proofErr w:type="spellStart"/>
+      <w:r>
+        <w:rPr>
+          <w:rFonts w:ascii="Consolas" w:hAnsi="Consolas"/>
+          <w:sz w:val="18"/>
+        </w:rPr>
+        <w:t>edismax</w:t>
+      </w:r>
+      <w:proofErr w:type="spellEnd"/>
+      <w:r>
+        <w:rPr>
+          <w:rFonts w:ascii="Consolas" w:hAnsi="Consolas"/>
+          <w:sz w:val="18"/>
+        </w:rPr>
+        <w:t xml:space="preserve"> + highlighter</w:t>
       </w:r>
       <w:r>
         <w:rPr>
@@ -3569,7 +5197,23 @@
           <w:sz w:val="18"/>
         </w:rPr>
         <w:br/>
-        <w:t>├── web_app/</w:t>
+        <w:t xml:space="preserve">├── </w:t>
+      </w:r>
+      <w:proofErr w:type="spellStart"/>
+      <w:r>
+        <w:rPr>
+          <w:rFonts w:ascii="Consolas" w:hAnsi="Consolas"/>
+          <w:sz w:val="18"/>
+        </w:rPr>
+        <w:t>web_app</w:t>
+      </w:r>
+      <w:proofErr w:type="spellEnd"/>
+      <w:r>
+        <w:rPr>
+          <w:rFonts w:ascii="Consolas" w:hAnsi="Consolas"/>
+          <w:sz w:val="18"/>
+        </w:rPr>
+        <w:t>/</w:t>
       </w:r>
       <w:r>
         <w:rPr>
@@ -15212,6 +16856,29 @@
       </w:tcPr>
     </w:tblStylePr>
   </w:style>
+  <w:style w:type="character" w:styleId="Hyperlink">
+    <w:name w:val="Hyperlink"/>
+    <w:basedOn w:val="DefaultParagraphFont"/>
+    <w:uiPriority w:val="99"/>
+    <w:unhideWhenUsed/>
+    <w:rsid w:val="00E8545C"/>
+    <w:rPr>
+      <w:color w:val="0000FF" w:themeColor="hyperlink"/>
+      <w:u w:val="single"/>
+    </w:rPr>
+  </w:style>
+  <w:style w:type="character" w:styleId="UnresolvedMention">
+    <w:name w:val="Unresolved Mention"/>
+    <w:basedOn w:val="DefaultParagraphFont"/>
+    <w:uiPriority w:val="99"/>
+    <w:semiHidden/>
+    <w:unhideWhenUsed/>
+    <w:rsid w:val="00E8545C"/>
+    <w:rPr>
+      <w:color w:val="605E5C"/>
+      <w:shd w:val="clear" w:color="auto" w:fill="E1DFDD"/>
+    </w:rPr>
+  </w:style>
 </w:styles>
 </file>
 
